--- a/admin/docs/运营看板需求说明.docx
+++ b/admin/docs/运营看板需求说明.docx
@@ -12,7 +12,7 @@
           <w:b/>
           <w:sz w:val="36"/>
         </w:rPr>
-        <w:t>首页（运营看板）— 需求说明</w:t>
+        <w:t>运营看板需求说明</w:t>
       </w:r>
     </w:p>
     <w:p>
@@ -20,7 +20,7 @@
         <w:pStyle w:val="Heading1"/>
       </w:pPr>
       <w:r>
-        <w:t>1. 文档说明</w:t>
+        <w:t>1. 数据来源</w:t>
       </w:r>
     </w:p>
     <w:p>
@@ -28,204 +28,15 @@
         <w:rPr>
           <w:rFonts w:ascii="微软雅黑" w:hAnsi="微软雅黑" w:eastAsia="微软雅黑"/>
         </w:rPr>
-        <w:t>约定员工端「首页」统计口径与展示规则。侧栏入口为「首页」，登录后默认进入本页。本期只读统计，不做下钻跳转。</w:t>
+        <w:t>提拆派计划 —— 运输方式为海运（排除「已取消」状态）。</w:t>
       </w:r>
     </w:p>
     <w:p>
       <w:pPr>
-        <w:pStyle w:val="Heading2"/>
+        <w:pStyle w:val="Heading1"/>
       </w:pPr>
       <w:r>
-        <w:t>1.1 修订记录</w:t>
-      </w:r>
-    </w:p>
-    <w:tbl>
-      <w:tblPr>
-        <w:tblStyle w:val="TableGrid"/>
-        <w:tblW w:type="auto" w:w="0"/>
-        <w:tblLook w:firstColumn="1" w:firstRow="1" w:lastColumn="0" w:lastRow="0" w:noHBand="0" w:noVBand="1" w:val="04A0"/>
-      </w:tblPr>
-      <w:tblGrid>
-        <w:gridCol w:w="2436"/>
-        <w:gridCol w:w="2436"/>
-        <w:gridCol w:w="2436"/>
-        <w:gridCol w:w="2436"/>
-      </w:tblGrid>
-      <w:tr>
-        <w:tc>
-          <w:tcPr>
-            <w:tcW w:type="dxa" w:w="2436"/>
-            <w:shd w:fill="F1F5F9" w:val="clear"/>
-          </w:tcPr>
-          <w:p>
-            <w:r>
-              <w:rPr>
-                <w:b/>
-                <w:sz w:val="20"/>
-              </w:rPr>
-            </w:r>
-            <w:r>
-              <w:rPr>
-                <w:rFonts w:ascii="微软雅黑" w:hAnsi="微软雅黑" w:eastAsia="微软雅黑"/>
-                <w:b/>
-                <w:sz w:val="20"/>
-              </w:rPr>
-              <w:t>版本号</w:t>
-            </w:r>
-          </w:p>
-        </w:tc>
-        <w:tc>
-          <w:tcPr>
-            <w:tcW w:type="dxa" w:w="2436"/>
-            <w:shd w:fill="F1F5F9" w:val="clear"/>
-          </w:tcPr>
-          <w:p>
-            <w:r>
-              <w:rPr>
-                <w:b/>
-                <w:sz w:val="20"/>
-              </w:rPr>
-            </w:r>
-            <w:r>
-              <w:rPr>
-                <w:rFonts w:ascii="微软雅黑" w:hAnsi="微软雅黑" w:eastAsia="微软雅黑"/>
-                <w:b/>
-                <w:sz w:val="20"/>
-              </w:rPr>
-              <w:t>修订日期</w:t>
-            </w:r>
-          </w:p>
-        </w:tc>
-        <w:tc>
-          <w:tcPr>
-            <w:tcW w:type="dxa" w:w="2436"/>
-            <w:shd w:fill="F1F5F9" w:val="clear"/>
-          </w:tcPr>
-          <w:p>
-            <w:r>
-              <w:rPr>
-                <w:b/>
-                <w:sz w:val="20"/>
-              </w:rPr>
-            </w:r>
-            <w:r>
-              <w:rPr>
-                <w:rFonts w:ascii="微软雅黑" w:hAnsi="微软雅黑" w:eastAsia="微软雅黑"/>
-                <w:b/>
-                <w:sz w:val="20"/>
-              </w:rPr>
-              <w:t>修订人</w:t>
-            </w:r>
-          </w:p>
-        </w:tc>
-        <w:tc>
-          <w:tcPr>
-            <w:tcW w:type="dxa" w:w="2436"/>
-            <w:shd w:fill="F1F5F9" w:val="clear"/>
-          </w:tcPr>
-          <w:p>
-            <w:r>
-              <w:rPr>
-                <w:b/>
-                <w:sz w:val="20"/>
-              </w:rPr>
-            </w:r>
-            <w:r>
-              <w:rPr>
-                <w:rFonts w:ascii="微软雅黑" w:hAnsi="微软雅黑" w:eastAsia="微软雅黑"/>
-                <w:b/>
-                <w:sz w:val="20"/>
-              </w:rPr>
-              <w:t>修订说明</w:t>
-            </w:r>
-          </w:p>
-        </w:tc>
-      </w:tr>
-      <w:tr>
-        <w:tc>
-          <w:tcPr>
-            <w:tcW w:type="dxa" w:w="2436"/>
-          </w:tcPr>
-          <w:p>
-            <w:r>
-              <w:rPr>
-                <w:sz w:val="20"/>
-              </w:rPr>
-            </w:r>
-            <w:r>
-              <w:rPr>
-                <w:rFonts w:ascii="微软雅黑" w:hAnsi="微软雅黑" w:eastAsia="微软雅黑"/>
-                <w:sz w:val="20"/>
-              </w:rPr>
-              <w:t>V1.0</w:t>
-            </w:r>
-          </w:p>
-        </w:tc>
-        <w:tc>
-          <w:tcPr>
-            <w:tcW w:type="dxa" w:w="2436"/>
-          </w:tcPr>
-          <w:p>
-            <w:r>
-              <w:rPr>
-                <w:sz w:val="20"/>
-              </w:rPr>
-            </w:r>
-            <w:r>
-              <w:rPr>
-                <w:rFonts w:ascii="微软雅黑" w:hAnsi="微软雅黑" w:eastAsia="微软雅黑"/>
-                <w:sz w:val="20"/>
-              </w:rPr>
-              <w:t>2026-10-31</w:t>
-            </w:r>
-          </w:p>
-        </w:tc>
-        <w:tc>
-          <w:tcPr>
-            <w:tcW w:type="dxa" w:w="2436"/>
-          </w:tcPr>
-          <w:p>
-            <w:r>
-              <w:rPr>
-                <w:sz w:val="20"/>
-              </w:rPr>
-            </w:r>
-            <w:r>
-              <w:rPr>
-                <w:rFonts w:ascii="微软雅黑" w:hAnsi="微软雅黑" w:eastAsia="微软雅黑"/>
-                <w:sz w:val="20"/>
-              </w:rPr>
-              <w:t>—</w:t>
-            </w:r>
-          </w:p>
-        </w:tc>
-        <w:tc>
-          <w:tcPr>
-            <w:tcW w:type="dxa" w:w="2436"/>
-          </w:tcPr>
-          <w:p>
-            <w:r>
-              <w:rPr>
-                <w:sz w:val="20"/>
-              </w:rPr>
-            </w:r>
-            <w:r>
-              <w:rPr>
-                <w:rFonts w:ascii="微软雅黑" w:hAnsi="微软雅黑" w:eastAsia="微软雅黑"/>
-                <w:sz w:val="20"/>
-              </w:rPr>
-              <w:t>初稿（含首页命名及定稿交互）</w:t>
-            </w:r>
-          </w:p>
-        </w:tc>
-      </w:tr>
-    </w:tbl>
-    <w:p>
-      <w:pPr>
-        <w:pStyle w:val="Heading2"/>
-      </w:pPr>
-      <w:r>
-        <w:t>1.2 名词解释</w:t>
+        <w:t>2. 名词解释</w:t>
       </w:r>
     </w:p>
     <w:tbl>
@@ -319,7 +130,7 @@
                 <w:rFonts w:ascii="微软雅黑" w:hAnsi="微软雅黑" w:eastAsia="微软雅黑"/>
                 <w:sz w:val="20"/>
               </w:rPr>
-              <w:t>按 ETA 统计的预计到港量（前瞻）</w:t>
+              <w:t>按 ETA（预计到港日）统计；时间方向为前瞻</w:t>
             </w:r>
           </w:p>
         </w:tc>
@@ -359,7 +170,7 @@
                 <w:rFonts w:ascii="微软雅黑" w:hAnsi="微软雅黑" w:eastAsia="微软雅黑"/>
                 <w:sz w:val="20"/>
               </w:rPr>
-              <w:t>已实际到仓量（历史）</w:t>
+              <w:t>已实际到仓库的量；时间方向为历史</w:t>
             </w:r>
           </w:p>
         </w:tc>
@@ -399,7 +210,7 @@
                 <w:rFonts w:ascii="微软雅黑" w:hAnsi="微软雅黑" w:eastAsia="微软雅黑"/>
                 <w:sz w:val="20"/>
               </w:rPr>
-              <w:t>已实际拆柜量（历史）</w:t>
+              <w:t>已完成拆柜的量（状态为「已拆柜」，不论是否生成拆柜报告）；时间方向为历史</w:t>
             </w:r>
           </w:p>
         </w:tc>
@@ -439,7 +250,7 @@
                 <w:rFonts w:ascii="微软雅黑" w:hAnsi="微软雅黑" w:eastAsia="微软雅黑"/>
                 <w:sz w:val="20"/>
               </w:rPr>
-              <w:t>下单量（历史）</w:t>
+              <w:t>客户下单量（排除「已取消」）；时间方向为历史</w:t>
             </w:r>
           </w:p>
         </w:tc>
@@ -460,7 +271,7 @@
                 <w:rFonts w:ascii="微软雅黑" w:hAnsi="微软雅黑" w:eastAsia="微软雅黑"/>
                 <w:sz w:val="20"/>
               </w:rPr>
-              <w:t>柜数 / 方数 / 重量(LB)</w:t>
+              <w:t>柜数</w:t>
             </w:r>
           </w:p>
         </w:tc>
@@ -479,7 +290,7 @@
                 <w:rFonts w:ascii="微软雅黑" w:hAnsi="微软雅黑" w:eastAsia="微软雅黑"/>
                 <w:sz w:val="20"/>
               </w:rPr>
-              <w:t>统计指标：柜、CBM、磅</w:t>
+              <w:t>集装箱个数（整数）</w:t>
             </w:r>
           </w:p>
         </w:tc>
@@ -500,7 +311,7 @@
                 <w:rFonts w:ascii="微软雅黑" w:hAnsi="微软雅黑" w:eastAsia="微软雅黑"/>
                 <w:sz w:val="20"/>
               </w:rPr>
-              <w:t>船司 / 客户 / Move Type</w:t>
+              <w:t>方数</w:t>
             </w:r>
           </w:p>
         </w:tc>
@@ -519,7 +330,47 @@
                 <w:rFonts w:ascii="微软雅黑" w:hAnsi="微软雅黑" w:eastAsia="微软雅黑"/>
                 <w:sz w:val="20"/>
               </w:rPr>
-              <w:t>走势拆解维度；表头首列随切换显示对应名称</w:t>
+              <w:t>体积 CBM（保留 3 位小数）</w:t>
+            </w:r>
+          </w:p>
+        </w:tc>
+      </w:tr>
+      <w:tr>
+        <w:tc>
+          <w:tcPr>
+            <w:tcW w:type="dxa" w:w="4873"/>
+          </w:tcPr>
+          <w:p>
+            <w:r>
+              <w:rPr>
+                <w:sz w:val="20"/>
+              </w:rPr>
+            </w:r>
+            <w:r>
+              <w:rPr>
+                <w:rFonts w:ascii="微软雅黑" w:hAnsi="微软雅黑" w:eastAsia="微软雅黑"/>
+                <w:sz w:val="20"/>
+              </w:rPr>
+              <w:t>重量(LB)</w:t>
+            </w:r>
+          </w:p>
+        </w:tc>
+        <w:tc>
+          <w:tcPr>
+            <w:tcW w:type="dxa" w:w="4873"/>
+          </w:tcPr>
+          <w:p>
+            <w:r>
+              <w:rPr>
+                <w:sz w:val="20"/>
+              </w:rPr>
+            </w:r>
+            <w:r>
+              <w:rPr>
+                <w:rFonts w:ascii="微软雅黑" w:hAnsi="微软雅黑" w:eastAsia="微软雅黑"/>
+                <w:sz w:val="20"/>
+              </w:rPr>
+              <w:t>磅（保留 2 位小数）；界面文案固定为「重量(LB)」</w:t>
             </w:r>
           </w:p>
         </w:tc>
@@ -559,7 +410,87 @@
                 <w:rFonts w:ascii="微软雅黑" w:hAnsi="微软雅黑" w:eastAsia="微软雅黑"/>
                 <w:sz w:val="20"/>
               </w:rPr>
-              <w:t>自然周：周一～周日</w:t>
+              <w:t>周一～周日（含今天的自然周）</w:t>
+            </w:r>
+          </w:p>
+        </w:tc>
+      </w:tr>
+      <w:tr>
+        <w:tc>
+          <w:tcPr>
+            <w:tcW w:type="dxa" w:w="4873"/>
+          </w:tcPr>
+          <w:p>
+            <w:r>
+              <w:rPr>
+                <w:sz w:val="20"/>
+              </w:rPr>
+            </w:r>
+            <w:r>
+              <w:rPr>
+                <w:rFonts w:ascii="微软雅黑" w:hAnsi="微软雅黑" w:eastAsia="微软雅黑"/>
+                <w:sz w:val="20"/>
+              </w:rPr>
+              <w:t>相对本周 / 相对今天</w:t>
+            </w:r>
+          </w:p>
+        </w:tc>
+        <w:tc>
+          <w:tcPr>
+            <w:tcW w:type="dxa" w:w="4873"/>
+          </w:tcPr>
+          <w:p>
+            <w:r>
+              <w:rPr>
+                <w:sz w:val="20"/>
+              </w:rPr>
+            </w:r>
+            <w:r>
+              <w:rPr>
+                <w:rFonts w:ascii="微软雅黑" w:hAnsi="微软雅黑" w:eastAsia="微软雅黑"/>
+                <w:sz w:val="20"/>
+              </w:rPr>
+              <w:t>仅预计到港：其余周期均值相对基准期（本周或今天）</w:t>
+            </w:r>
+          </w:p>
+        </w:tc>
+      </w:tr>
+      <w:tr>
+        <w:tc>
+          <w:tcPr>
+            <w:tcW w:type="dxa" w:w="4873"/>
+          </w:tcPr>
+          <w:p>
+            <w:r>
+              <w:rPr>
+                <w:sz w:val="20"/>
+              </w:rPr>
+            </w:r>
+            <w:r>
+              <w:rPr>
+                <w:rFonts w:ascii="微软雅黑" w:hAnsi="微软雅黑" w:eastAsia="微软雅黑"/>
+                <w:sz w:val="20"/>
+              </w:rPr>
+              <w:t>环比</w:t>
+            </w:r>
+          </w:p>
+        </w:tc>
+        <w:tc>
+          <w:tcPr>
+            <w:tcW w:type="dxa" w:w="4873"/>
+          </w:tcPr>
+          <w:p>
+            <w:r>
+              <w:rPr>
+                <w:sz w:val="20"/>
+              </w:rPr>
+            </w:r>
+            <w:r>
+              <w:rPr>
+                <w:rFonts w:ascii="微软雅黑" w:hAnsi="微软雅黑" w:eastAsia="微软雅黑"/>
+                <w:sz w:val="20"/>
+              </w:rPr>
+              <w:t>仅实际到仓 / 实际拆柜 / 下单：本周相对上周，或今天相对昨天</w:t>
             </w:r>
           </w:p>
         </w:tc>
@@ -599,123 +530,12 @@
                 <w:rFonts w:ascii="微软雅黑" w:hAnsi="微软雅黑" w:eastAsia="微软雅黑"/>
                 <w:sz w:val="20"/>
               </w:rPr>
-              <w:t>行「区间合计」÷ 各行区间合计之和</w:t>
-            </w:r>
-          </w:p>
-        </w:tc>
-      </w:tr>
-      <w:tr>
-        <w:tc>
-          <w:tcPr>
-            <w:tcW w:type="dxa" w:w="4873"/>
-          </w:tcPr>
-          <w:p>
-            <w:r>
-              <w:rPr>
-                <w:sz w:val="20"/>
-              </w:rPr>
-            </w:r>
-            <w:r>
-              <w:rPr>
-                <w:rFonts w:ascii="微软雅黑" w:hAnsi="微软雅黑" w:eastAsia="微软雅黑"/>
-                <w:sz w:val="20"/>
-              </w:rPr>
-              <w:t>相对本周 / 相对今天</w:t>
-            </w:r>
-          </w:p>
-        </w:tc>
-        <w:tc>
-          <w:tcPr>
-            <w:tcW w:type="dxa" w:w="4873"/>
-          </w:tcPr>
-          <w:p>
-            <w:r>
-              <w:rPr>
-                <w:sz w:val="20"/>
-              </w:rPr>
-            </w:r>
-            <w:r>
-              <w:rPr>
-                <w:rFonts w:ascii="微软雅黑" w:hAnsi="微软雅黑" w:eastAsia="微软雅黑"/>
-                <w:sz w:val="20"/>
-              </w:rPr>
-              <w:t>仅预计到港：其余周期均值相对基准期（本周或今天）的涨跌</w:t>
-            </w:r>
-          </w:p>
-        </w:tc>
-      </w:tr>
-      <w:tr>
-        <w:tc>
-          <w:tcPr>
-            <w:tcW w:type="dxa" w:w="4873"/>
-          </w:tcPr>
-          <w:p>
-            <w:r>
-              <w:rPr>
-                <w:sz w:val="20"/>
-              </w:rPr>
-            </w:r>
-            <w:r>
-              <w:rPr>
-                <w:rFonts w:ascii="微软雅黑" w:hAnsi="微软雅黑" w:eastAsia="微软雅黑"/>
-                <w:sz w:val="20"/>
-              </w:rPr>
-              <w:t>环比</w:t>
-            </w:r>
-          </w:p>
-        </w:tc>
-        <w:tc>
-          <w:tcPr>
-            <w:tcW w:type="dxa" w:w="4873"/>
-          </w:tcPr>
-          <w:p>
-            <w:r>
-              <w:rPr>
-                <w:sz w:val="20"/>
-              </w:rPr>
-            </w:r>
-            <w:r>
-              <w:rPr>
-                <w:rFonts w:ascii="微软雅黑" w:hAnsi="微软雅黑" w:eastAsia="微软雅黑"/>
-                <w:sz w:val="20"/>
-              </w:rPr>
-              <w:t>仅实际类：近月为本周相对上周；近周为今天相对昨天</w:t>
+              <w:t>行合计 ÷ 各行合计之和，整数 %，可见行之和 = 100%</w:t>
             </w:r>
           </w:p>
         </w:tc>
       </w:tr>
     </w:tbl>
-    <w:p>
-      <w:pPr>
-        <w:pStyle w:val="Heading1"/>
-      </w:pPr>
-      <w:r>
-        <w:t>2. 目标</w:t>
-      </w:r>
-    </w:p>
-    <w:p>
-      <w:r>
-        <w:rPr>
-          <w:rFonts w:ascii="微软雅黑" w:hAnsi="微软雅黑" w:eastAsia="微软雅黑"/>
-        </w:rPr>
-        <w:t>运营人员一眼看清今日四类柜量，以及按船司 / 客户 / Move Type 的近月、近周走势与结构占比。</w:t>
-      </w:r>
-    </w:p>
-    <w:p>
-      <w:r>
-        <w:rPr>
-          <w:rFonts w:ascii="微软雅黑" w:hAnsi="微软雅黑" w:eastAsia="微软雅黑"/>
-          <w:b/>
-        </w:rPr>
-        <w:t>本期不做：</w:t>
-      </w:r>
-      <w:r>
-        <w:rPr>
-          <w:rFonts w:ascii="微软雅黑" w:hAnsi="微软雅黑" w:eastAsia="微软雅黑"/>
-        </w:rPr>
-        <w:t xml:space="preserve"> 点击数字跳转明细、自定义日期、图表主视图。</w:t>
-      </w:r>
-    </w:p>
     <w:p>
       <w:pPr>
         <w:pStyle w:val="Heading1"/>
@@ -739,7 +559,7 @@
         <w:rPr>
           <w:rFonts w:ascii="微软雅黑" w:hAnsi="微软雅黑" w:eastAsia="微软雅黑"/>
         </w:rPr>
-        <w:t>：预计到港、实际到仓、实际拆柜、下单四张只读卡；主数字为今日柜数；副文案为对比提示；支持刷新与更新时间（精确到秒）。</w:t>
+        <w:t>：预计到港 / 实际到仓 / 实际拆柜 / 下单四张只读卡（今日柜数 + 对比文案）；刷新 + 更新时间（精确到秒）。</w:t>
       </w:r>
     </w:p>
     <w:p>
@@ -757,7 +577,7 @@
         <w:rPr>
           <w:rFonts w:ascii="微软雅黑" w:hAnsi="微软雅黑" w:eastAsia="微软雅黑"/>
         </w:rPr>
-        <w:t>：全局时间范围（近 1 月 / 近 1 周）+ 四张独立走势卡。</w:t>
+        <w:t>：全局范围「近 1 月」（默认）/「近 1 周」+ 四张独立走势表（维度、指标各自独立）。</w:t>
       </w:r>
     </w:p>
     <w:p>
@@ -765,7 +585,7 @@
         <w:rPr>
           <w:rFonts w:ascii="微软雅黑" w:hAnsi="微软雅黑" w:eastAsia="微软雅黑"/>
         </w:rPr>
-        <w:t>界面以现有原型为准。</w:t>
+        <w:t>侧栏入口为「首页」，登录后默认进入本页。本期只读，不做点击数字下钻、自定义日期、图表主视图。</w:t>
       </w:r>
     </w:p>
     <w:p>
@@ -773,762 +593,7 @@
         <w:pStyle w:val="Heading1"/>
       </w:pPr>
       <w:r>
-        <w:t>4. 核心业务规则</w:t>
-      </w:r>
-    </w:p>
-    <w:p>
-      <w:pPr>
-        <w:pStyle w:val="Heading2"/>
-      </w:pPr>
-      <w:r>
-        <w:t>4.1 四类场景</w:t>
-      </w:r>
-    </w:p>
-    <w:tbl>
-      <w:tblPr>
-        <w:tblStyle w:val="TableGrid"/>
-        <w:tblW w:type="auto" w:w="0"/>
-        <w:tblLook w:firstColumn="1" w:firstRow="1" w:lastColumn="0" w:lastRow="0" w:noHBand="0" w:noVBand="1" w:val="04A0"/>
-      </w:tblPr>
-      <w:tblGrid>
-        <w:gridCol w:w="3249"/>
-        <w:gridCol w:w="3249"/>
-        <w:gridCol w:w="3249"/>
-      </w:tblGrid>
-      <w:tr>
-        <w:tc>
-          <w:tcPr>
-            <w:tcW w:type="dxa" w:w="3249"/>
-            <w:shd w:fill="F1F5F9" w:val="clear"/>
-          </w:tcPr>
-          <w:p>
-            <w:r>
-              <w:rPr>
-                <w:b/>
-                <w:sz w:val="20"/>
-              </w:rPr>
-            </w:r>
-            <w:r>
-              <w:rPr>
-                <w:rFonts w:ascii="微软雅黑" w:hAnsi="微软雅黑" w:eastAsia="微软雅黑"/>
-                <w:b/>
-                <w:sz w:val="20"/>
-              </w:rPr>
-              <w:t>场景</w:t>
-            </w:r>
-          </w:p>
-        </w:tc>
-        <w:tc>
-          <w:tcPr>
-            <w:tcW w:type="dxa" w:w="3249"/>
-            <w:shd w:fill="F1F5F9" w:val="clear"/>
-          </w:tcPr>
-          <w:p>
-            <w:r>
-              <w:rPr>
-                <w:b/>
-                <w:sz w:val="20"/>
-              </w:rPr>
-            </w:r>
-            <w:r>
-              <w:rPr>
-                <w:rFonts w:ascii="微软雅黑" w:hAnsi="微软雅黑" w:eastAsia="微软雅黑"/>
-                <w:b/>
-                <w:sz w:val="20"/>
-              </w:rPr>
-              <w:t>时间方向</w:t>
-            </w:r>
-          </w:p>
-        </w:tc>
-        <w:tc>
-          <w:tcPr>
-            <w:tcW w:type="dxa" w:w="3249"/>
-            <w:shd w:fill="F1F5F9" w:val="clear"/>
-          </w:tcPr>
-          <w:p>
-            <w:r>
-              <w:rPr>
-                <w:b/>
-                <w:sz w:val="20"/>
-              </w:rPr>
-            </w:r>
-            <w:r>
-              <w:rPr>
-                <w:rFonts w:ascii="微软雅黑" w:hAnsi="微软雅黑" w:eastAsia="微软雅黑"/>
-                <w:b/>
-                <w:sz w:val="20"/>
-              </w:rPr>
-              <w:t>走势对比列</w:t>
-            </w:r>
-          </w:p>
-        </w:tc>
-      </w:tr>
-      <w:tr>
-        <w:tc>
-          <w:tcPr>
-            <w:tcW w:type="dxa" w:w="3249"/>
-          </w:tcPr>
-          <w:p>
-            <w:r>
-              <w:rPr>
-                <w:sz w:val="20"/>
-              </w:rPr>
-            </w:r>
-            <w:r>
-              <w:rPr>
-                <w:rFonts w:ascii="微软雅黑" w:hAnsi="微软雅黑" w:eastAsia="微软雅黑"/>
-                <w:sz w:val="20"/>
-              </w:rPr>
-              <w:t>预计到港</w:t>
-            </w:r>
-          </w:p>
-        </w:tc>
-        <w:tc>
-          <w:tcPr>
-            <w:tcW w:type="dxa" w:w="3249"/>
-          </w:tcPr>
-          <w:p>
-            <w:r>
-              <w:rPr>
-                <w:sz w:val="20"/>
-              </w:rPr>
-            </w:r>
-            <w:r>
-              <w:rPr>
-                <w:rFonts w:ascii="微软雅黑" w:hAnsi="微软雅黑" w:eastAsia="微软雅黑"/>
-                <w:sz w:val="20"/>
-              </w:rPr>
-              <w:t>前瞻</w:t>
-            </w:r>
-          </w:p>
-        </w:tc>
-        <w:tc>
-          <w:tcPr>
-            <w:tcW w:type="dxa" w:w="3249"/>
-          </w:tcPr>
-          <w:p>
-            <w:r>
-              <w:rPr>
-                <w:sz w:val="20"/>
-              </w:rPr>
-            </w:r>
-            <w:r>
-              <w:rPr>
-                <w:rFonts w:ascii="微软雅黑" w:hAnsi="微软雅黑" w:eastAsia="微软雅黑"/>
-                <w:sz w:val="20"/>
-              </w:rPr>
-              <w:t>近月：相对本周；近周：相对今天</w:t>
-            </w:r>
-          </w:p>
-        </w:tc>
-      </w:tr>
-      <w:tr>
-        <w:tc>
-          <w:tcPr>
-            <w:tcW w:type="dxa" w:w="3249"/>
-          </w:tcPr>
-          <w:p>
-            <w:r>
-              <w:rPr>
-                <w:sz w:val="20"/>
-              </w:rPr>
-            </w:r>
-            <w:r>
-              <w:rPr>
-                <w:rFonts w:ascii="微软雅黑" w:hAnsi="微软雅黑" w:eastAsia="微软雅黑"/>
-                <w:sz w:val="20"/>
-              </w:rPr>
-              <w:t>实际到仓</w:t>
-            </w:r>
-          </w:p>
-        </w:tc>
-        <w:tc>
-          <w:tcPr>
-            <w:tcW w:type="dxa" w:w="3249"/>
-          </w:tcPr>
-          <w:p>
-            <w:r>
-              <w:rPr>
-                <w:sz w:val="20"/>
-              </w:rPr>
-            </w:r>
-            <w:r>
-              <w:rPr>
-                <w:rFonts w:ascii="微软雅黑" w:hAnsi="微软雅黑" w:eastAsia="微软雅黑"/>
-                <w:sz w:val="20"/>
-              </w:rPr>
-              <w:t>历史</w:t>
-            </w:r>
-          </w:p>
-        </w:tc>
-        <w:tc>
-          <w:tcPr>
-            <w:tcW w:type="dxa" w:w="3249"/>
-          </w:tcPr>
-          <w:p>
-            <w:r>
-              <w:rPr>
-                <w:sz w:val="20"/>
-              </w:rPr>
-            </w:r>
-            <w:r>
-              <w:rPr>
-                <w:rFonts w:ascii="微软雅黑" w:hAnsi="微软雅黑" w:eastAsia="微软雅黑"/>
-                <w:sz w:val="20"/>
-              </w:rPr>
-              <w:t>环比</w:t>
-            </w:r>
-          </w:p>
-        </w:tc>
-      </w:tr>
-      <w:tr>
-        <w:tc>
-          <w:tcPr>
-            <w:tcW w:type="dxa" w:w="3249"/>
-          </w:tcPr>
-          <w:p>
-            <w:r>
-              <w:rPr>
-                <w:sz w:val="20"/>
-              </w:rPr>
-            </w:r>
-            <w:r>
-              <w:rPr>
-                <w:rFonts w:ascii="微软雅黑" w:hAnsi="微软雅黑" w:eastAsia="微软雅黑"/>
-                <w:sz w:val="20"/>
-              </w:rPr>
-              <w:t>实际拆柜</w:t>
-            </w:r>
-          </w:p>
-        </w:tc>
-        <w:tc>
-          <w:tcPr>
-            <w:tcW w:type="dxa" w:w="3249"/>
-          </w:tcPr>
-          <w:p>
-            <w:r>
-              <w:rPr>
-                <w:sz w:val="20"/>
-              </w:rPr>
-            </w:r>
-            <w:r>
-              <w:rPr>
-                <w:rFonts w:ascii="微软雅黑" w:hAnsi="微软雅黑" w:eastAsia="微软雅黑"/>
-                <w:sz w:val="20"/>
-              </w:rPr>
-              <w:t>历史</w:t>
-            </w:r>
-          </w:p>
-        </w:tc>
-        <w:tc>
-          <w:tcPr>
-            <w:tcW w:type="dxa" w:w="3249"/>
-          </w:tcPr>
-          <w:p>
-            <w:r>
-              <w:rPr>
-                <w:sz w:val="20"/>
-              </w:rPr>
-            </w:r>
-            <w:r>
-              <w:rPr>
-                <w:rFonts w:ascii="微软雅黑" w:hAnsi="微软雅黑" w:eastAsia="微软雅黑"/>
-                <w:sz w:val="20"/>
-              </w:rPr>
-              <w:t>环比</w:t>
-            </w:r>
-          </w:p>
-        </w:tc>
-      </w:tr>
-      <w:tr>
-        <w:tc>
-          <w:tcPr>
-            <w:tcW w:type="dxa" w:w="3249"/>
-          </w:tcPr>
-          <w:p>
-            <w:r>
-              <w:rPr>
-                <w:sz w:val="20"/>
-              </w:rPr>
-            </w:r>
-            <w:r>
-              <w:rPr>
-                <w:rFonts w:ascii="微软雅黑" w:hAnsi="微软雅黑" w:eastAsia="微软雅黑"/>
-                <w:sz w:val="20"/>
-              </w:rPr>
-              <w:t>下单</w:t>
-            </w:r>
-          </w:p>
-        </w:tc>
-        <w:tc>
-          <w:tcPr>
-            <w:tcW w:type="dxa" w:w="3249"/>
-          </w:tcPr>
-          <w:p>
-            <w:r>
-              <w:rPr>
-                <w:sz w:val="20"/>
-              </w:rPr>
-            </w:r>
-            <w:r>
-              <w:rPr>
-                <w:rFonts w:ascii="微软雅黑" w:hAnsi="微软雅黑" w:eastAsia="微软雅黑"/>
-                <w:sz w:val="20"/>
-              </w:rPr>
-              <w:t>历史</w:t>
-            </w:r>
-          </w:p>
-        </w:tc>
-        <w:tc>
-          <w:tcPr>
-            <w:tcW w:type="dxa" w:w="3249"/>
-          </w:tcPr>
-          <w:p>
-            <w:r>
-              <w:rPr>
-                <w:sz w:val="20"/>
-              </w:rPr>
-            </w:r>
-            <w:r>
-              <w:rPr>
-                <w:rFonts w:ascii="微软雅黑" w:hAnsi="微软雅黑" w:eastAsia="微软雅黑"/>
-                <w:sz w:val="20"/>
-              </w:rPr>
-              <w:t>环比</w:t>
-            </w:r>
-          </w:p>
-        </w:tc>
-      </w:tr>
-    </w:tbl>
-    <w:p>
-      <w:r>
-        <w:rPr>
-          <w:rFonts w:ascii="微软雅黑" w:hAnsi="微软雅黑" w:eastAsia="微软雅黑"/>
-        </w:rPr>
-        <w:t>四卡相互独立：各有维度（按船司 / 按客户 / 按 Move Type）与指标（柜数 / 方数 / 重量(LB)）。</w:t>
-      </w:r>
-    </w:p>
-    <w:p>
-      <w:pPr>
-        <w:pStyle w:val="Heading2"/>
-      </w:pPr>
-      <w:r>
-        <w:t>4.2 今日概览对比</w:t>
-      </w:r>
-    </w:p>
-    <w:tbl>
-      <w:tblPr>
-        <w:tblStyle w:val="TableGrid"/>
-        <w:tblW w:type="auto" w:w="0"/>
-        <w:tblLook w:firstColumn="1" w:firstRow="1" w:lastColumn="0" w:lastRow="0" w:noHBand="0" w:noVBand="1" w:val="04A0"/>
-      </w:tblPr>
-      <w:tblGrid>
-        <w:gridCol w:w="4873"/>
-        <w:gridCol w:w="4873"/>
-      </w:tblGrid>
-      <w:tr>
-        <w:tc>
-          <w:tcPr>
-            <w:tcW w:type="dxa" w:w="4873"/>
-            <w:shd w:fill="F1F5F9" w:val="clear"/>
-          </w:tcPr>
-          <w:p>
-            <w:r>
-              <w:rPr>
-                <w:b/>
-                <w:sz w:val="20"/>
-              </w:rPr>
-            </w:r>
-            <w:r>
-              <w:rPr>
-                <w:rFonts w:ascii="微软雅黑" w:hAnsi="微软雅黑" w:eastAsia="微软雅黑"/>
-                <w:b/>
-                <w:sz w:val="20"/>
-              </w:rPr>
-              <w:t>卡片</w:t>
-            </w:r>
-          </w:p>
-        </w:tc>
-        <w:tc>
-          <w:tcPr>
-            <w:tcW w:type="dxa" w:w="4873"/>
-            <w:shd w:fill="F1F5F9" w:val="clear"/>
-          </w:tcPr>
-          <w:p>
-            <w:r>
-              <w:rPr>
-                <w:b/>
-                <w:sz w:val="20"/>
-              </w:rPr>
-            </w:r>
-            <w:r>
-              <w:rPr>
-                <w:rFonts w:ascii="微软雅黑" w:hAnsi="微软雅黑" w:eastAsia="微软雅黑"/>
-                <w:b/>
-                <w:sz w:val="20"/>
-              </w:rPr>
-              <w:t>副文案口径</w:t>
-            </w:r>
-          </w:p>
-        </w:tc>
-      </w:tr>
-      <w:tr>
-        <w:tc>
-          <w:tcPr>
-            <w:tcW w:type="dxa" w:w="4873"/>
-          </w:tcPr>
-          <w:p>
-            <w:r>
-              <w:rPr>
-                <w:sz w:val="20"/>
-              </w:rPr>
-            </w:r>
-            <w:r>
-              <w:rPr>
-                <w:rFonts w:ascii="微软雅黑" w:hAnsi="微软雅黑" w:eastAsia="微软雅黑"/>
-                <w:sz w:val="20"/>
-              </w:rPr>
-              <w:t>预计到港</w:t>
-            </w:r>
-          </w:p>
-        </w:tc>
-        <w:tc>
-          <w:tcPr>
-            <w:tcW w:type="dxa" w:w="4873"/>
-          </w:tcPr>
-          <w:p>
-            <w:r>
-              <w:rPr>
-                <w:sz w:val="20"/>
-              </w:rPr>
-            </w:r>
-            <w:r>
-              <w:rPr>
-                <w:rFonts w:ascii="微软雅黑" w:hAnsi="微软雅黑" w:eastAsia="微软雅黑"/>
-                <w:sz w:val="20"/>
-              </w:rPr>
-              <w:t>较本周日均 N 柜 + 涨跌（今日相对本周合计÷7）</w:t>
-            </w:r>
-          </w:p>
-        </w:tc>
-      </w:tr>
-      <w:tr>
-        <w:tc>
-          <w:tcPr>
-            <w:tcW w:type="dxa" w:w="4873"/>
-          </w:tcPr>
-          <w:p>
-            <w:r>
-              <w:rPr>
-                <w:sz w:val="20"/>
-              </w:rPr>
-            </w:r>
-            <w:r>
-              <w:rPr>
-                <w:rFonts w:ascii="微软雅黑" w:hAnsi="微软雅黑" w:eastAsia="微软雅黑"/>
-                <w:sz w:val="20"/>
-              </w:rPr>
-              <w:t>实际到仓 / 实际拆柜 / 下单</w:t>
-            </w:r>
-          </w:p>
-        </w:tc>
-        <w:tc>
-          <w:tcPr>
-            <w:tcW w:type="dxa" w:w="4873"/>
-          </w:tcPr>
-          <w:p>
-            <w:r>
-              <w:rPr>
-                <w:sz w:val="20"/>
-              </w:rPr>
-            </w:r>
-            <w:r>
-              <w:rPr>
-                <w:rFonts w:ascii="微软雅黑" w:hAnsi="微软雅黑" w:eastAsia="微软雅黑"/>
-                <w:sz w:val="20"/>
-              </w:rPr>
-              <w:t>较昨日 N 柜 + 涨跌</w:t>
-            </w:r>
-          </w:p>
-        </w:tc>
-      </w:tr>
-    </w:tbl>
-    <w:p>
-      <w:pPr>
-        <w:pStyle w:val="Heading2"/>
-      </w:pPr>
-      <w:r>
-        <w:t>4.3 时间范围</w:t>
-      </w:r>
-    </w:p>
-    <w:tbl>
-      <w:tblPr>
-        <w:tblStyle w:val="TableGrid"/>
-        <w:tblW w:type="auto" w:w="0"/>
-        <w:tblLook w:firstColumn="1" w:firstRow="1" w:lastColumn="0" w:lastRow="0" w:noHBand="0" w:noVBand="1" w:val="04A0"/>
-      </w:tblPr>
-      <w:tblGrid>
-        <w:gridCol w:w="2436"/>
-        <w:gridCol w:w="2436"/>
-        <w:gridCol w:w="2436"/>
-        <w:gridCol w:w="2436"/>
-      </w:tblGrid>
-      <w:tr>
-        <w:tc>
-          <w:tcPr>
-            <w:tcW w:type="dxa" w:w="2436"/>
-            <w:shd w:fill="F1F5F9" w:val="clear"/>
-          </w:tcPr>
-          <w:p>
-            <w:r>
-              <w:rPr>
-                <w:b/>
-                <w:sz w:val="20"/>
-              </w:rPr>
-            </w:r>
-            <w:r>
-              <w:rPr>
-                <w:rFonts w:ascii="微软雅黑" w:hAnsi="微软雅黑" w:eastAsia="微软雅黑"/>
-                <w:b/>
-                <w:sz w:val="20"/>
-              </w:rPr>
-              <w:t>范围</w:t>
-            </w:r>
-          </w:p>
-        </w:tc>
-        <w:tc>
-          <w:tcPr>
-            <w:tcW w:type="dxa" w:w="2436"/>
-            <w:shd w:fill="F1F5F9" w:val="clear"/>
-          </w:tcPr>
-          <w:p>
-            <w:r>
-              <w:rPr>
-                <w:b/>
-                <w:sz w:val="20"/>
-              </w:rPr>
-            </w:r>
-            <w:r>
-              <w:rPr>
-                <w:rFonts w:ascii="微软雅黑" w:hAnsi="微软雅黑" w:eastAsia="微软雅黑"/>
-                <w:b/>
-                <w:sz w:val="20"/>
-              </w:rPr>
-              <w:t>默认</w:t>
-            </w:r>
-          </w:p>
-        </w:tc>
-        <w:tc>
-          <w:tcPr>
-            <w:tcW w:type="dxa" w:w="2436"/>
-            <w:shd w:fill="F1F5F9" w:val="clear"/>
-          </w:tcPr>
-          <w:p>
-            <w:r>
-              <w:rPr>
-                <w:b/>
-                <w:sz w:val="20"/>
-              </w:rPr>
-            </w:r>
-            <w:r>
-              <w:rPr>
-                <w:rFonts w:ascii="微软雅黑" w:hAnsi="微软雅黑" w:eastAsia="微软雅黑"/>
-                <w:b/>
-                <w:sz w:val="20"/>
-              </w:rPr>
-              <w:t>预计到港列</w:t>
-            </w:r>
-          </w:p>
-        </w:tc>
-        <w:tc>
-          <w:tcPr>
-            <w:tcW w:type="dxa" w:w="2436"/>
-            <w:shd w:fill="F1F5F9" w:val="clear"/>
-          </w:tcPr>
-          <w:p>
-            <w:r>
-              <w:rPr>
-                <w:b/>
-                <w:sz w:val="20"/>
-              </w:rPr>
-            </w:r>
-            <w:r>
-              <w:rPr>
-                <w:rFonts w:ascii="微软雅黑" w:hAnsi="微软雅黑" w:eastAsia="微软雅黑"/>
-                <w:b/>
-                <w:sz w:val="20"/>
-              </w:rPr>
-              <w:t>实际类列</w:t>
-            </w:r>
-          </w:p>
-        </w:tc>
-      </w:tr>
-      <w:tr>
-        <w:tc>
-          <w:tcPr>
-            <w:tcW w:type="dxa" w:w="2436"/>
-          </w:tcPr>
-          <w:p>
-            <w:r>
-              <w:rPr>
-                <w:sz w:val="20"/>
-              </w:rPr>
-            </w:r>
-            <w:r>
-              <w:rPr>
-                <w:rFonts w:ascii="微软雅黑" w:hAnsi="微软雅黑" w:eastAsia="微软雅黑"/>
-                <w:sz w:val="20"/>
-              </w:rPr>
-              <w:t>近 1 月</w:t>
-            </w:r>
-          </w:p>
-        </w:tc>
-        <w:tc>
-          <w:tcPr>
-            <w:tcW w:type="dxa" w:w="2436"/>
-          </w:tcPr>
-          <w:p>
-            <w:r>
-              <w:rPr>
-                <w:sz w:val="20"/>
-              </w:rPr>
-            </w:r>
-            <w:r>
-              <w:rPr>
-                <w:rFonts w:ascii="微软雅黑" w:hAnsi="微软雅黑" w:eastAsia="微软雅黑"/>
-                <w:sz w:val="20"/>
-              </w:rPr>
-              <w:t>是</w:t>
-            </w:r>
-          </w:p>
-        </w:tc>
-        <w:tc>
-          <w:tcPr>
-            <w:tcW w:type="dxa" w:w="2436"/>
-          </w:tcPr>
-          <w:p>
-            <w:r>
-              <w:rPr>
-                <w:sz w:val="20"/>
-              </w:rPr>
-            </w:r>
-            <w:r>
-              <w:rPr>
-                <w:rFonts w:ascii="微软雅黑" w:hAnsi="微软雅黑" w:eastAsia="微软雅黑"/>
-                <w:sz w:val="20"/>
-              </w:rPr>
-              <w:t>本周 + 后 3 周（共 4 周）</w:t>
-            </w:r>
-          </w:p>
-        </w:tc>
-        <w:tc>
-          <w:tcPr>
-            <w:tcW w:type="dxa" w:w="2436"/>
-          </w:tcPr>
-          <w:p>
-            <w:r>
-              <w:rPr>
-                <w:sz w:val="20"/>
-              </w:rPr>
-            </w:r>
-            <w:r>
-              <w:rPr>
-                <w:rFonts w:ascii="微软雅黑" w:hAnsi="微软雅黑" w:eastAsia="微软雅黑"/>
-                <w:sz w:val="20"/>
-              </w:rPr>
-              <w:t>本周 + 上周 + 前 2 周 + 前 3 周（共 4 周）</w:t>
-            </w:r>
-          </w:p>
-        </w:tc>
-      </w:tr>
-      <w:tr>
-        <w:tc>
-          <w:tcPr>
-            <w:tcW w:type="dxa" w:w="2436"/>
-          </w:tcPr>
-          <w:p>
-            <w:r>
-              <w:rPr>
-                <w:sz w:val="20"/>
-              </w:rPr>
-            </w:r>
-            <w:r>
-              <w:rPr>
-                <w:rFonts w:ascii="微软雅黑" w:hAnsi="微软雅黑" w:eastAsia="微软雅黑"/>
-                <w:sz w:val="20"/>
-              </w:rPr>
-              <w:t>近 1 周</w:t>
-            </w:r>
-          </w:p>
-        </w:tc>
-        <w:tc>
-          <w:tcPr>
-            <w:tcW w:type="dxa" w:w="2436"/>
-          </w:tcPr>
-          <w:p>
-            <w:r>
-              <w:rPr>
-                <w:sz w:val="20"/>
-              </w:rPr>
-            </w:r>
-            <w:r>
-              <w:rPr>
-                <w:rFonts w:ascii="微软雅黑" w:hAnsi="微软雅黑" w:eastAsia="微软雅黑"/>
-                <w:sz w:val="20"/>
-              </w:rPr>
-              <w:t>否</w:t>
-            </w:r>
-          </w:p>
-        </w:tc>
-        <w:tc>
-          <w:tcPr>
-            <w:tcW w:type="dxa" w:w="2436"/>
-          </w:tcPr>
-          <w:p>
-            <w:r>
-              <w:rPr>
-                <w:sz w:val="20"/>
-              </w:rPr>
-            </w:r>
-            <w:r>
-              <w:rPr>
-                <w:rFonts w:ascii="微软雅黑" w:hAnsi="微软雅黑" w:eastAsia="微软雅黑"/>
-                <w:sz w:val="20"/>
-              </w:rPr>
-              <w:t>今天起往后 7 天（含今天）</w:t>
-            </w:r>
-          </w:p>
-        </w:tc>
-        <w:tc>
-          <w:tcPr>
-            <w:tcW w:type="dxa" w:w="2436"/>
-          </w:tcPr>
-          <w:p>
-            <w:r>
-              <w:rPr>
-                <w:sz w:val="20"/>
-              </w:rPr>
-            </w:r>
-            <w:r>
-              <w:rPr>
-                <w:rFonts w:ascii="微软雅黑" w:hAnsi="微软雅黑" w:eastAsia="微软雅黑"/>
-                <w:sz w:val="20"/>
-              </w:rPr>
-              <w:t>今天起往前 7 天（含今天）</w:t>
-            </w:r>
-          </w:p>
-        </w:tc>
-      </w:tr>
-    </w:tbl>
-    <w:p>
-      <w:pPr>
-        <w:pStyle w:val="ListBullet"/>
-      </w:pPr>
-      <w:r>
-        <w:rPr>
-          <w:rFonts w:ascii="微软雅黑" w:hAnsi="微软雅黑" w:eastAsia="微软雅黑"/>
-        </w:rPr>
-        <w:t>近月周边界为周一～周日。</w:t>
+        <w:t>4. 今日概览</w:t>
       </w:r>
     </w:p>
     <w:p>
@@ -1539,7 +604,137 @@
         <w:rPr>
           <w:rFonts w:ascii="微软雅黑" w:hAnsi="微软雅黑" w:eastAsia="微软雅黑"/>
         </w:rPr>
-        <w:t>无自定义日期。</w:t>
+        <w:t>主数字 = 该场景今日柜数（按船司汇总，避免重复计柜），单位「柜」。</w:t>
+      </w:r>
+    </w:p>
+    <w:p>
+      <w:pPr>
+        <w:pStyle w:val="ListBullet"/>
+      </w:pPr>
+      <w:r>
+        <w:rPr>
+          <w:rFonts w:ascii="微软雅黑" w:hAnsi="微软雅黑" w:eastAsia="微软雅黑"/>
+          <w:b/>
+        </w:rPr>
+        <w:t>预计到港</w:t>
+      </w:r>
+      <w:r>
+        <w:rPr>
+          <w:rFonts w:ascii="微软雅黑" w:hAnsi="微软雅黑" w:eastAsia="微软雅黑"/>
+        </w:rPr>
+        <w:t>：</w:t>
+      </w:r>
+      <w:r>
+        <w:rPr>
+          <w:rFonts w:ascii="Consolas" w:hAnsi="Consolas" w:eastAsia="微软雅黑"/>
+          <w:sz w:val="20"/>
+        </w:rPr>
+        <w:t>较本周日均 {round(本周柜数/7)} 柜 {涨跌}</w:t>
+      </w:r>
+      <w:r>
+        <w:rPr>
+          <w:rFonts w:ascii="微软雅黑" w:hAnsi="微软雅黑" w:eastAsia="微软雅黑"/>
+        </w:rPr>
+        <w:t xml:space="preserve">；涨跌基准用未取整的 </w:t>
+      </w:r>
+      <w:r>
+        <w:rPr>
+          <w:rFonts w:ascii="Consolas" w:hAnsi="Consolas" w:eastAsia="微软雅黑"/>
+          <w:sz w:val="20"/>
+        </w:rPr>
+        <w:t>本周柜数/7</w:t>
+      </w:r>
+      <w:r>
+        <w:rPr>
+          <w:rFonts w:ascii="微软雅黑" w:hAnsi="微软雅黑" w:eastAsia="微软雅黑"/>
+        </w:rPr>
+        <w:t>。</w:t>
+      </w:r>
+    </w:p>
+    <w:p>
+      <w:pPr>
+        <w:pStyle w:val="ListBullet"/>
+      </w:pPr>
+      <w:r>
+        <w:rPr>
+          <w:rFonts w:ascii="微软雅黑" w:hAnsi="微软雅黑" w:eastAsia="微软雅黑"/>
+          <w:b/>
+        </w:rPr>
+        <w:t>实际到仓 / 实际拆柜 / 下单</w:t>
+      </w:r>
+      <w:r>
+        <w:rPr>
+          <w:rFonts w:ascii="微软雅黑" w:hAnsi="微软雅黑" w:eastAsia="微软雅黑"/>
+        </w:rPr>
+        <w:t>：</w:t>
+      </w:r>
+      <w:r>
+        <w:rPr>
+          <w:rFonts w:ascii="Consolas" w:hAnsi="Consolas" w:eastAsia="微软雅黑"/>
+          <w:sz w:val="20"/>
+        </w:rPr>
+        <w:t>较昨日 {昨日柜数} 柜 {涨跌}</w:t>
+      </w:r>
+      <w:r>
+        <w:rPr>
+          <w:rFonts w:ascii="微软雅黑" w:hAnsi="微软雅黑" w:eastAsia="微软雅黑"/>
+        </w:rPr>
+        <w:t>。</w:t>
+      </w:r>
+    </w:p>
+    <w:p>
+      <w:pPr>
+        <w:pStyle w:val="ListBullet"/>
+      </w:pPr>
+      <w:r>
+        <w:rPr>
+          <w:rFonts w:ascii="微软雅黑" w:hAnsi="微软雅黑" w:eastAsia="微软雅黑"/>
+          <w:b/>
+        </w:rPr>
+        <w:t>刷新</w:t>
+      </w:r>
+      <w:r>
+        <w:rPr>
+          <w:rFonts w:ascii="微软雅黑" w:hAnsi="微软雅黑" w:eastAsia="微软雅黑"/>
+        </w:rPr>
+        <w:t>：重算全页并更新时间戳；不重置范围 / 维度 / 指标。</w:t>
+      </w:r>
+    </w:p>
+    <w:p>
+      <w:r>
+        <w:rPr>
+          <w:rFonts w:ascii="微软雅黑" w:hAnsi="微软雅黑" w:eastAsia="微软雅黑"/>
+        </w:rPr>
+        <w:t>涨跌文案规则见第 6 节。</w:t>
+      </w:r>
+    </w:p>
+    <w:p>
+      <w:pPr>
+        <w:pStyle w:val="Heading1"/>
+      </w:pPr>
+      <w:r>
+        <w:t>5. 四个走势表</w:t>
+      </w:r>
+    </w:p>
+    <w:p>
+      <w:r>
+        <w:rPr>
+          <w:rFonts w:ascii="微软雅黑" w:hAnsi="微软雅黑" w:eastAsia="微软雅黑"/>
+        </w:rPr>
+        <w:t>四张表分别对应：预计到港、实际到仓、实际拆柜、下单。时间方向与第 2 节名词一致（预计到港前瞻，其余历史），</w:t>
+      </w:r>
+      <w:r>
+        <w:rPr>
+          <w:rFonts w:ascii="微软雅黑" w:hAnsi="微软雅黑" w:eastAsia="微软雅黑"/>
+          <w:b/>
+        </w:rPr>
+        <w:t>禁止混用列方向或对比口径</w:t>
+      </w:r>
+      <w:r>
+        <w:rPr>
+          <w:rFonts w:ascii="微软雅黑" w:hAnsi="微软雅黑" w:eastAsia="微软雅黑"/>
+        </w:rPr>
+        <w:t>。</w:t>
       </w:r>
     </w:p>
     <w:p>
@@ -1547,367 +742,115 @@
         <w:pStyle w:val="Heading2"/>
       </w:pPr>
       <w:r>
-        <w:t>4.4 指标与维度</w:t>
+        <w:t>5.1 共用规则</w:t>
       </w:r>
     </w:p>
-    <w:tbl>
-      <w:tblPr>
-        <w:tblStyle w:val="TableGrid"/>
-        <w:tblW w:type="auto" w:w="0"/>
-        <w:tblLook w:firstColumn="1" w:firstRow="1" w:lastColumn="0" w:lastRow="0" w:noHBand="0" w:noVBand="1" w:val="04A0"/>
-      </w:tblPr>
-      <w:tblGrid>
-        <w:gridCol w:w="2436"/>
-        <w:gridCol w:w="2436"/>
-        <w:gridCol w:w="2436"/>
-        <w:gridCol w:w="2436"/>
-      </w:tblGrid>
-      <w:tr>
-        <w:tc>
-          <w:tcPr>
-            <w:tcW w:type="dxa" w:w="2436"/>
-            <w:shd w:fill="F1F5F9" w:val="clear"/>
-          </w:tcPr>
-          <w:p>
-            <w:r>
-              <w:rPr>
-                <w:b/>
-                <w:sz w:val="20"/>
-              </w:rPr>
-            </w:r>
-            <w:r>
-              <w:rPr>
-                <w:rFonts w:ascii="微软雅黑" w:hAnsi="微软雅黑" w:eastAsia="微软雅黑"/>
-                <w:b/>
-                <w:sz w:val="20"/>
-              </w:rPr>
-              <w:t>维度</w:t>
-            </w:r>
-          </w:p>
-        </w:tc>
-        <w:tc>
-          <w:tcPr>
-            <w:tcW w:type="dxa" w:w="2436"/>
-            <w:shd w:fill="F1F5F9" w:val="clear"/>
-          </w:tcPr>
-          <w:p>
-            <w:r>
-              <w:rPr>
-                <w:b/>
-                <w:sz w:val="20"/>
-              </w:rPr>
-            </w:r>
-            <w:r>
-              <w:rPr>
-                <w:rFonts w:ascii="微软雅黑" w:hAnsi="微软雅黑" w:eastAsia="微软雅黑"/>
-                <w:b/>
-                <w:sz w:val="20"/>
-              </w:rPr>
-              <w:t>可选指标</w:t>
-            </w:r>
-          </w:p>
-        </w:tc>
-        <w:tc>
-          <w:tcPr>
-            <w:tcW w:type="dxa" w:w="2436"/>
-            <w:shd w:fill="F1F5F9" w:val="clear"/>
-          </w:tcPr>
-          <w:p>
-            <w:r>
-              <w:rPr>
-                <w:b/>
-                <w:sz w:val="20"/>
-              </w:rPr>
-            </w:r>
-            <w:r>
-              <w:rPr>
-                <w:rFonts w:ascii="微软雅黑" w:hAnsi="微软雅黑" w:eastAsia="微软雅黑"/>
-                <w:b/>
-                <w:sz w:val="20"/>
-              </w:rPr>
-              <w:t>默认</w:t>
-            </w:r>
-          </w:p>
-        </w:tc>
-        <w:tc>
-          <w:tcPr>
-            <w:tcW w:type="dxa" w:w="2436"/>
-            <w:shd w:fill="F1F5F9" w:val="clear"/>
-          </w:tcPr>
-          <w:p>
-            <w:r>
-              <w:rPr>
-                <w:b/>
-                <w:sz w:val="20"/>
-              </w:rPr>
-            </w:r>
-            <w:r>
-              <w:rPr>
-                <w:rFonts w:ascii="微软雅黑" w:hAnsi="微软雅黑" w:eastAsia="微软雅黑"/>
-                <w:b/>
-                <w:sz w:val="20"/>
-              </w:rPr>
-              <w:t>说明</w:t>
-            </w:r>
-          </w:p>
-        </w:tc>
-      </w:tr>
-      <w:tr>
-        <w:tc>
-          <w:tcPr>
-            <w:tcW w:type="dxa" w:w="2436"/>
-          </w:tcPr>
-          <w:p>
-            <w:r>
-              <w:rPr>
-                <w:sz w:val="20"/>
-              </w:rPr>
-            </w:r>
-            <w:r>
-              <w:rPr>
-                <w:rFonts w:ascii="微软雅黑" w:hAnsi="微软雅黑" w:eastAsia="微软雅黑"/>
-                <w:sz w:val="20"/>
-              </w:rPr>
-              <w:t>按船司</w:t>
-            </w:r>
-          </w:p>
-        </w:tc>
-        <w:tc>
-          <w:tcPr>
-            <w:tcW w:type="dxa" w:w="2436"/>
-          </w:tcPr>
-          <w:p>
-            <w:r>
-              <w:rPr>
-                <w:sz w:val="20"/>
-              </w:rPr>
-            </w:r>
-            <w:r>
-              <w:rPr>
-                <w:rFonts w:ascii="微软雅黑" w:hAnsi="微软雅黑" w:eastAsia="微软雅黑"/>
-                <w:sz w:val="20"/>
-              </w:rPr>
-              <w:t>柜数、方数、重量(LB)</w:t>
-            </w:r>
-          </w:p>
-        </w:tc>
-        <w:tc>
-          <w:tcPr>
-            <w:tcW w:type="dxa" w:w="2436"/>
-          </w:tcPr>
-          <w:p>
-            <w:r>
-              <w:rPr>
-                <w:sz w:val="20"/>
-              </w:rPr>
-            </w:r>
-            <w:r>
-              <w:rPr>
-                <w:rFonts w:ascii="微软雅黑" w:hAnsi="微软雅黑" w:eastAsia="微软雅黑"/>
-                <w:sz w:val="20"/>
-              </w:rPr>
-              <w:t>船司 + 柜数</w:t>
-            </w:r>
-          </w:p>
-        </w:tc>
-        <w:tc>
-          <w:tcPr>
-            <w:tcW w:type="dxa" w:w="2436"/>
-          </w:tcPr>
-          <w:p>
-            <w:r>
-              <w:rPr>
-                <w:sz w:val="20"/>
-              </w:rPr>
-            </w:r>
-            <w:r>
-              <w:rPr>
-                <w:rFonts w:ascii="微软雅黑" w:hAnsi="微软雅黑" w:eastAsia="微软雅黑"/>
-                <w:sz w:val="20"/>
-              </w:rPr>
-              <w:t>最多 20 行（含「其他」）</w:t>
-            </w:r>
-          </w:p>
-        </w:tc>
-      </w:tr>
-      <w:tr>
-        <w:tc>
-          <w:tcPr>
-            <w:tcW w:type="dxa" w:w="2436"/>
-          </w:tcPr>
-          <w:p>
-            <w:r>
-              <w:rPr>
-                <w:sz w:val="20"/>
-              </w:rPr>
-            </w:r>
-            <w:r>
-              <w:rPr>
-                <w:rFonts w:ascii="微软雅黑" w:hAnsi="微软雅黑" w:eastAsia="微软雅黑"/>
-                <w:sz w:val="20"/>
-              </w:rPr>
-              <w:t>按客户</w:t>
-            </w:r>
-          </w:p>
-        </w:tc>
-        <w:tc>
-          <w:tcPr>
-            <w:tcW w:type="dxa" w:w="2436"/>
-          </w:tcPr>
-          <w:p>
-            <w:r>
-              <w:rPr>
-                <w:sz w:val="20"/>
-              </w:rPr>
-            </w:r>
-            <w:r>
-              <w:rPr>
-                <w:rFonts w:ascii="微软雅黑" w:hAnsi="微软雅黑" w:eastAsia="微软雅黑"/>
-                <w:sz w:val="20"/>
-              </w:rPr>
-              <w:t>柜数、方数、重量(LB)</w:t>
-            </w:r>
-          </w:p>
-        </w:tc>
-        <w:tc>
-          <w:tcPr>
-            <w:tcW w:type="dxa" w:w="2436"/>
-          </w:tcPr>
-          <w:p>
-            <w:r>
-              <w:rPr>
-                <w:sz w:val="20"/>
-              </w:rPr>
-            </w:r>
-            <w:r>
-              <w:rPr>
-                <w:rFonts w:ascii="微软雅黑" w:hAnsi="微软雅黑" w:eastAsia="微软雅黑"/>
-                <w:sz w:val="20"/>
-              </w:rPr>
-              <w:t>—</w:t>
-            </w:r>
-          </w:p>
-        </w:tc>
-        <w:tc>
-          <w:tcPr>
-            <w:tcW w:type="dxa" w:w="2436"/>
-          </w:tcPr>
-          <w:p>
-            <w:r>
-              <w:rPr>
-                <w:sz w:val="20"/>
-              </w:rPr>
-            </w:r>
-            <w:r>
-              <w:rPr>
-                <w:rFonts w:ascii="微软雅黑" w:hAnsi="微软雅黑" w:eastAsia="微软雅黑"/>
-                <w:sz w:val="20"/>
-              </w:rPr>
-              <w:t>同上</w:t>
-            </w:r>
-          </w:p>
-        </w:tc>
-      </w:tr>
-      <w:tr>
-        <w:tc>
-          <w:tcPr>
-            <w:tcW w:type="dxa" w:w="2436"/>
-          </w:tcPr>
-          <w:p>
-            <w:r>
-              <w:rPr>
-                <w:sz w:val="20"/>
-              </w:rPr>
-            </w:r>
-            <w:r>
-              <w:rPr>
-                <w:rFonts w:ascii="微软雅黑" w:hAnsi="微软雅黑" w:eastAsia="微软雅黑"/>
-                <w:sz w:val="20"/>
-              </w:rPr>
-              <w:t>按 Move Type</w:t>
-            </w:r>
-          </w:p>
-        </w:tc>
-        <w:tc>
-          <w:tcPr>
-            <w:tcW w:type="dxa" w:w="2436"/>
-          </w:tcPr>
-          <w:p>
-            <w:r>
-              <w:rPr>
-                <w:sz w:val="20"/>
-              </w:rPr>
-            </w:r>
-            <w:r>
-              <w:rPr>
-                <w:rFonts w:ascii="微软雅黑" w:hAnsi="微软雅黑" w:eastAsia="微软雅黑"/>
-                <w:sz w:val="20"/>
-              </w:rPr>
-              <w:t>方数、重量(LB)</w:t>
-            </w:r>
-          </w:p>
-        </w:tc>
-        <w:tc>
-          <w:tcPr>
-            <w:tcW w:type="dxa" w:w="2436"/>
-          </w:tcPr>
-          <w:p>
-            <w:r>
-              <w:rPr>
-                <w:sz w:val="20"/>
-              </w:rPr>
-            </w:r>
-            <w:r>
-              <w:rPr>
-                <w:rFonts w:ascii="微软雅黑" w:hAnsi="微软雅黑" w:eastAsia="微软雅黑"/>
-                <w:sz w:val="20"/>
-              </w:rPr>
-              <w:t>—</w:t>
-            </w:r>
-          </w:p>
-        </w:tc>
-        <w:tc>
-          <w:tcPr>
-            <w:tcW w:type="dxa" w:w="2436"/>
-          </w:tcPr>
-          <w:p>
-            <w:r>
-              <w:rPr>
-                <w:sz w:val="20"/>
-              </w:rPr>
-            </w:r>
-            <w:r>
-              <w:rPr>
-                <w:rFonts w:ascii="微软雅黑" w:hAnsi="微软雅黑" w:eastAsia="微软雅黑"/>
-                <w:sz w:val="20"/>
-              </w:rPr>
-              <w:t>同上；</w:t>
-            </w:r>
-            <w:r>
-              <w:rPr>
-                <w:rFonts w:ascii="微软雅黑" w:hAnsi="微软雅黑" w:eastAsia="微软雅黑"/>
-                <w:b/>
-                <w:sz w:val="20"/>
-              </w:rPr>
-              <w:t>柜数置灰保留、不可选</w:t>
-            </w:r>
-            <w:r>
-              <w:rPr>
-                <w:rFonts w:ascii="微软雅黑" w:hAnsi="微软雅黑" w:eastAsia="微软雅黑"/>
-                <w:sz w:val="20"/>
-              </w:rPr>
-              <w:t>（避免重复计柜）</w:t>
-            </w:r>
-          </w:p>
-        </w:tc>
-      </w:tr>
-    </w:tbl>
     <w:p>
+      <w:pPr>
+        <w:pStyle w:val="ListBullet"/>
+      </w:pPr>
+      <w:r>
+        <w:rPr>
+          <w:rFonts w:ascii="微软雅黑" w:hAnsi="微软雅黑" w:eastAsia="微软雅黑"/>
+          <w:b/>
+        </w:rPr>
+        <w:t>范围</w:t>
+      </w:r>
       <w:r>
         <w:rPr>
           <w:rFonts w:ascii="微软雅黑" w:hAnsi="微软雅黑" w:eastAsia="微软雅黑"/>
         </w:rPr>
-        <w:t>切到 Move Type 时若当前为柜数，自动切到方数；柜数按钮仍显示但置灰，避免布局跳动。</w:t>
+        <w:t>：全局切换「近 1 月」（默认、靠左）/「近 1 周」；切范围时各卡已选维度、指标保持不变。</w:t>
+      </w:r>
+    </w:p>
+    <w:p>
+      <w:pPr>
+        <w:pStyle w:val="ListBullet"/>
+      </w:pPr>
+      <w:r>
+        <w:rPr>
+          <w:rFonts w:ascii="微软雅黑" w:hAnsi="微软雅黑" w:eastAsia="微软雅黑"/>
+          <w:b/>
+        </w:rPr>
+        <w:t>维度</w:t>
+      </w:r>
+      <w:r>
+        <w:rPr>
+          <w:rFonts w:ascii="微软雅黑" w:hAnsi="微软雅黑" w:eastAsia="微软雅黑"/>
+        </w:rPr>
+        <w:t>：按船司 / 按客户 / 按 Move Type（每张卡独立）。</w:t>
+      </w:r>
+    </w:p>
+    <w:p>
+      <w:pPr>
+        <w:pStyle w:val="ListBullet"/>
+      </w:pPr>
+      <w:r>
+        <w:rPr>
+          <w:rFonts w:ascii="微软雅黑" w:hAnsi="微软雅黑" w:eastAsia="微软雅黑"/>
+          <w:b/>
+        </w:rPr>
+        <w:t>指标</w:t>
+      </w:r>
+      <w:r>
+        <w:rPr>
+          <w:rFonts w:ascii="微软雅黑" w:hAnsi="微软雅黑" w:eastAsia="微软雅黑"/>
+        </w:rPr>
+        <w:t>：柜数 / 方数 / 重量(LB)。按 Move Type 时柜数按钮保留但置灰禁用（避免多 Move Type 重复计柜）；悬停提示「Move Type 不支持按柜数统计」；若当前为柜数则自动切到方数。</w:t>
+      </w:r>
+    </w:p>
+    <w:p>
+      <w:pPr>
+        <w:pStyle w:val="ListBullet"/>
+      </w:pPr>
+      <w:r>
+        <w:rPr>
+          <w:rFonts w:ascii="微软雅黑" w:hAnsi="微软雅黑" w:eastAsia="微软雅黑"/>
+          <w:b/>
+        </w:rPr>
+        <w:t>默认</w:t>
+      </w:r>
+      <w:r>
+        <w:rPr>
+          <w:rFonts w:ascii="微软雅黑" w:hAnsi="微软雅黑" w:eastAsia="微软雅黑"/>
+        </w:rPr>
+        <w:t>：每张卡初始为按船司 + 柜数。</w:t>
+      </w:r>
+    </w:p>
+    <w:p>
+      <w:pPr>
+        <w:pStyle w:val="ListBullet"/>
+      </w:pPr>
+      <w:r>
+        <w:rPr>
+          <w:rFonts w:ascii="微软雅黑" w:hAnsi="微软雅黑" w:eastAsia="微软雅黑"/>
+          <w:b/>
+        </w:rPr>
+        <w:t>表高</w:t>
+      </w:r>
+      <w:r>
+        <w:rPr>
+          <w:rFonts w:ascii="微软雅黑" w:hAnsi="微软雅黑" w:eastAsia="微软雅黑"/>
+        </w:rPr>
+        <w:t>：约 5 行可视；不足留白，超出内滚；表头吸顶、合计吸底。</w:t>
+      </w:r>
+    </w:p>
+    <w:p>
+      <w:pPr>
+        <w:pStyle w:val="ListBullet"/>
+      </w:pPr>
+      <w:r>
+        <w:rPr>
+          <w:rFonts w:ascii="微软雅黑" w:hAnsi="微软雅黑" w:eastAsia="微软雅黑"/>
+          <w:b/>
+        </w:rPr>
+        <w:t>交互</w:t>
+      </w:r>
+      <w:r>
+        <w:rPr>
+          <w:rFonts w:ascii="微软雅黑" w:hAnsi="微软雅黑" w:eastAsia="微软雅黑"/>
+        </w:rPr>
+        <w:t>：数字不可点击跳转；切维度 / 指标 / 范围只改展示。</w:t>
       </w:r>
     </w:p>
     <w:p>
@@ -1915,7 +858,15 @@
         <w:pStyle w:val="Heading2"/>
       </w:pPr>
       <w:r>
-        <w:t>4.5 表格列与计算</w:t>
+        <w:t>5.2 列（从左到右）</w:t>
+      </w:r>
+    </w:p>
+    <w:p>
+      <w:r>
+        <w:rPr>
+          <w:rFonts w:ascii="微软雅黑" w:hAnsi="微软雅黑" w:eastAsia="微软雅黑"/>
+        </w:rPr>
+        <w:t>名称列 → 各周期列 → 合计 → 占比 → 走势对比。</w:t>
       </w:r>
     </w:p>
     <w:tbl>
@@ -1990,7 +941,7 @@
                 <w:rFonts w:ascii="微软雅黑" w:hAnsi="微软雅黑" w:eastAsia="微软雅黑"/>
                 <w:sz w:val="20"/>
               </w:rPr>
-              <w:t>首列</w:t>
+              <w:t>名称列</w:t>
             </w:r>
           </w:p>
         </w:tc>
@@ -2009,7 +960,7 @@
                 <w:rFonts w:ascii="微软雅黑" w:hAnsi="微软雅黑" w:eastAsia="微软雅黑"/>
                 <w:sz w:val="20"/>
               </w:rPr>
-              <w:t>随维度切换显示「船司 / 客户 / Move Type」，不用「维度」；超过 20 个时保留前 19 +「其他（N 个）」</w:t>
+              <w:t>表头随维度写「船司 / 客户 / Move Type」，禁止写「维度」</w:t>
             </w:r>
           </w:p>
         </w:tc>
@@ -2030,7 +981,7 @@
                 <w:rFonts w:ascii="微软雅黑" w:hAnsi="微软雅黑" w:eastAsia="微软雅黑"/>
                 <w:sz w:val="20"/>
               </w:rPr>
-              <w:t>各周期列</w:t>
+              <w:t>周期列</w:t>
             </w:r>
           </w:p>
         </w:tc>
@@ -2049,7 +1000,35 @@
                 <w:rFonts w:ascii="微软雅黑" w:hAnsi="微软雅黑" w:eastAsia="微软雅黑"/>
                 <w:sz w:val="20"/>
               </w:rPr>
-              <w:t>对应周/日指标值；今天列可加粗；纯展示，不可点击</w:t>
+              <w:t xml:space="preserve">见 5.3；列头近月为 </w:t>
+            </w:r>
+            <w:r>
+              <w:rPr>
+                <w:rFonts w:ascii="Consolas" w:hAnsi="Consolas" w:eastAsia="微软雅黑"/>
+                <w:sz w:val="20"/>
+              </w:rPr>
+              <w:t>标签(M/D-M/D)</w:t>
+            </w:r>
+            <w:r>
+              <w:rPr>
+                <w:rFonts w:ascii="微软雅黑" w:hAnsi="微软雅黑" w:eastAsia="微软雅黑"/>
+                <w:sz w:val="20"/>
+              </w:rPr>
+              <w:t xml:space="preserve">，近周为 </w:t>
+            </w:r>
+            <w:r>
+              <w:rPr>
+                <w:rFonts w:ascii="Consolas" w:hAnsi="Consolas" w:eastAsia="微软雅黑"/>
+                <w:sz w:val="20"/>
+              </w:rPr>
+              <w:t>标签(M/D)</w:t>
+            </w:r>
+            <w:r>
+              <w:rPr>
+                <w:rFonts w:ascii="微软雅黑" w:hAnsi="微软雅黑" w:eastAsia="微软雅黑"/>
+                <w:sz w:val="20"/>
+              </w:rPr>
+              <w:t>；基准列「本周 / 今天」表头与数值加粗</w:t>
             </w:r>
           </w:p>
         </w:tc>
@@ -2089,7 +1068,7 @@
                 <w:rFonts w:ascii="微软雅黑" w:hAnsi="微软雅黑" w:eastAsia="微软雅黑"/>
                 <w:sz w:val="20"/>
               </w:rPr>
-              <w:t>当前可见各周期列之和</w:t>
+              <w:t>本行各周期列之和</w:t>
             </w:r>
           </w:p>
         </w:tc>
@@ -2129,7 +1108,7 @@
                 <w:rFonts w:ascii="微软雅黑" w:hAnsi="微软雅黑" w:eastAsia="微软雅黑"/>
                 <w:sz w:val="20"/>
               </w:rPr>
-              <w:t>行合计 ÷ 各行合计之和；仅船司、客户展示；Move Type 不展示</w:t>
+              <w:t>船司 / 客户 / Move Type 均有。行合计 ÷ 各行合计之和，整数 %（先向下取整，余数按小数从大到小补 1）；可见行之和 = 100%</w:t>
             </w:r>
           </w:p>
         </w:tc>
@@ -2150,7 +1129,7 @@
                 <w:rFonts w:ascii="微软雅黑" w:hAnsi="微软雅黑" w:eastAsia="微软雅黑"/>
                 <w:sz w:val="20"/>
               </w:rPr>
-              <w:t>相对本周 / 相对今天</w:t>
+              <w:t>走势对比</w:t>
             </w:r>
           </w:p>
         </w:tc>
@@ -2169,7 +1148,182 @@
                 <w:rFonts w:ascii="微软雅黑" w:hAnsi="微软雅黑" w:eastAsia="微软雅黑"/>
                 <w:sz w:val="20"/>
               </w:rPr>
-              <w:t>仅预计到港。小柱图：各周期走势（深蓝柱为基准期）。百分比：其余周期均值相对基准期。公式：周均 = 后 3 周之和÷3；涨跌% = (周均−本周)÷本周×100%（近周同理，基准为今天，其余 6 天日均）</w:t>
+              <w:t>小柱图 + 涨跌文案；</w:t>
+            </w:r>
+            <w:r>
+              <w:rPr>
+                <w:rFonts w:ascii="微软雅黑" w:hAnsi="微软雅黑" w:eastAsia="微软雅黑"/>
+                <w:b/>
+                <w:sz w:val="20"/>
+              </w:rPr>
+              <w:t>合计行此列留空</w:t>
+            </w:r>
+          </w:p>
+        </w:tc>
+      </w:tr>
+    </w:tbl>
+    <w:p>
+      <w:r>
+        <w:rPr>
+          <w:rFonts w:ascii="微软雅黑" w:hAnsi="微软雅黑" w:eastAsia="微软雅黑"/>
+        </w:rPr>
+        <w:t xml:space="preserve">卡下副文案为统计区间 </w:t>
+      </w:r>
+      <w:r>
+        <w:rPr>
+          <w:rFonts w:ascii="Consolas" w:hAnsi="Consolas" w:eastAsia="微软雅黑"/>
+          <w:sz w:val="20"/>
+        </w:rPr>
+        <w:t>yyyy-mm-dd ~ yyyy-mm-dd</w:t>
+      </w:r>
+      <w:r>
+        <w:rPr>
+          <w:rFonts w:ascii="微软雅黑" w:hAnsi="微软雅黑" w:eastAsia="微软雅黑"/>
+        </w:rPr>
+        <w:t>（早→晚）。</w:t>
+      </w:r>
+    </w:p>
+    <w:p>
+      <w:r>
+        <w:rPr>
+          <w:rFonts w:ascii="微软雅黑" w:hAnsi="微软雅黑" w:eastAsia="微软雅黑"/>
+          <w:b/>
+        </w:rPr>
+        <w:t>行：</w:t>
+      </w:r>
+    </w:p>
+    <w:p>
+      <w:pPr>
+        <w:pStyle w:val="ListBullet"/>
+      </w:pPr>
+      <w:r>
+        <w:rPr>
+          <w:rFonts w:ascii="微软雅黑" w:hAnsi="微软雅黑" w:eastAsia="微软雅黑"/>
+        </w:rPr>
+        <w:t>按合计降序；相同比最左周期列；再相同按名称。</w:t>
+      </w:r>
+    </w:p>
+    <w:p>
+      <w:pPr>
+        <w:pStyle w:val="ListBullet"/>
+      </w:pPr>
+      <w:r>
+        <w:rPr>
+          <w:rFonts w:ascii="微软雅黑" w:hAnsi="微软雅黑" w:eastAsia="微软雅黑"/>
+        </w:rPr>
+        <w:t xml:space="preserve">最多 20 行：超过则保留前 19，其余合并为「其他」+ </w:t>
+      </w:r>
+      <w:r>
+        <w:rPr>
+          <w:rFonts w:ascii="Consolas" w:hAnsi="Consolas" w:eastAsia="微软雅黑"/>
+          <w:sz w:val="20"/>
+        </w:rPr>
+        <w:t>{N} 个</w:t>
+      </w:r>
+      <w:r>
+        <w:rPr>
+          <w:rFonts w:ascii="微软雅黑" w:hAnsi="微软雅黑" w:eastAsia="微软雅黑"/>
+        </w:rPr>
+        <w:t>（各列求和），再重算占比。</w:t>
+      </w:r>
+    </w:p>
+    <w:p>
+      <w:pPr>
+        <w:pStyle w:val="ListBullet"/>
+      </w:pPr>
+      <w:r>
+        <w:rPr>
+          <w:rFonts w:ascii="微软雅黑" w:hAnsi="微软雅黑" w:eastAsia="微软雅黑"/>
+        </w:rPr>
+        <w:t>表底「合计」行：汇总各周期、合计、占比（100%）；走势对比留空。</w:t>
+      </w:r>
+    </w:p>
+    <w:p>
+      <w:pPr>
+        <w:pStyle w:val="ListBullet"/>
+      </w:pPr>
+      <w:r>
+        <w:rPr>
+          <w:rFonts w:ascii="微软雅黑" w:hAnsi="微软雅黑" w:eastAsia="微软雅黑"/>
+        </w:rPr>
+        <w:t>无数据：提示「暂无数据」，合计为 0，高度仍约 5 行。</w:t>
+      </w:r>
+    </w:p>
+    <w:p>
+      <w:pPr>
+        <w:pStyle w:val="Heading2"/>
+      </w:pPr>
+      <w:r>
+        <w:t>5.3 周期列差在哪</w:t>
+      </w:r>
+    </w:p>
+    <w:tbl>
+      <w:tblPr>
+        <w:tblStyle w:val="TableGrid"/>
+        <w:tblW w:type="auto" w:w="0"/>
+        <w:tblLook w:firstColumn="1" w:firstRow="1" w:lastColumn="0" w:lastRow="0" w:noHBand="0" w:noVBand="1" w:val="04A0"/>
+      </w:tblPr>
+      <w:tblGrid>
+        <w:gridCol w:w="3249"/>
+        <w:gridCol w:w="3249"/>
+        <w:gridCol w:w="3249"/>
+      </w:tblGrid>
+      <w:tr>
+        <w:tc>
+          <w:tcPr>
+            <w:tcW w:type="dxa" w:w="3249"/>
+            <w:shd w:fill="F1F5F9" w:val="clear"/>
+          </w:tcPr>
+          <w:p>
+            <w:r>
+              <w:rPr>
+                <w:b/>
+                <w:sz w:val="20"/>
+              </w:rPr>
+            </w:r>
+          </w:p>
+        </w:tc>
+        <w:tc>
+          <w:tcPr>
+            <w:tcW w:type="dxa" w:w="3249"/>
+            <w:shd w:fill="F1F5F9" w:val="clear"/>
+          </w:tcPr>
+          <w:p>
+            <w:r>
+              <w:rPr>
+                <w:b/>
+                <w:sz w:val="20"/>
+              </w:rPr>
+            </w:r>
+            <w:r>
+              <w:rPr>
+                <w:rFonts w:ascii="微软雅黑" w:hAnsi="微软雅黑" w:eastAsia="微软雅黑"/>
+                <w:b/>
+                <w:sz w:val="20"/>
+              </w:rPr>
+              <w:t>近 1 月（左→右，共 4 列）</w:t>
+            </w:r>
+          </w:p>
+        </w:tc>
+        <w:tc>
+          <w:tcPr>
+            <w:tcW w:type="dxa" w:w="3249"/>
+            <w:shd w:fill="F1F5F9" w:val="clear"/>
+          </w:tcPr>
+          <w:p>
+            <w:r>
+              <w:rPr>
+                <w:b/>
+                <w:sz w:val="20"/>
+              </w:rPr>
+            </w:r>
+            <w:r>
+              <w:rPr>
+                <w:rFonts w:ascii="微软雅黑" w:hAnsi="微软雅黑" w:eastAsia="微软雅黑"/>
+                <w:b/>
+                <w:sz w:val="20"/>
+              </w:rPr>
+              <w:t>近 1 周（左→右，共 7 列）</w:t>
             </w:r>
           </w:p>
         </w:tc>
@@ -2177,7 +1331,494 @@
       <w:tr>
         <w:tc>
           <w:tcPr>
-            <w:tcW w:type="dxa" w:w="4873"/>
+            <w:tcW w:type="dxa" w:w="3249"/>
+          </w:tcPr>
+          <w:p>
+            <w:r>
+              <w:rPr>
+                <w:sz w:val="20"/>
+              </w:rPr>
+            </w:r>
+            <w:r>
+              <w:rPr>
+                <w:rFonts w:ascii="微软雅黑" w:hAnsi="微软雅黑" w:eastAsia="微软雅黑"/>
+                <w:sz w:val="20"/>
+              </w:rPr>
+              <w:t>预计到港</w:t>
+            </w:r>
+          </w:p>
+        </w:tc>
+        <w:tc>
+          <w:tcPr>
+            <w:tcW w:type="dxa" w:w="3249"/>
+          </w:tcPr>
+          <w:p>
+            <w:r>
+              <w:rPr>
+                <w:sz w:val="20"/>
+              </w:rPr>
+            </w:r>
+            <w:r>
+              <w:rPr>
+                <w:rFonts w:ascii="微软雅黑" w:hAnsi="微软雅黑" w:eastAsia="微软雅黑"/>
+                <w:sz w:val="20"/>
+              </w:rPr>
+              <w:t>本周、+1 周、+2 周、+3 周</w:t>
+            </w:r>
+          </w:p>
+        </w:tc>
+        <w:tc>
+          <w:tcPr>
+            <w:tcW w:type="dxa" w:w="3249"/>
+          </w:tcPr>
+          <w:p>
+            <w:r>
+              <w:rPr>
+                <w:sz w:val="20"/>
+              </w:rPr>
+            </w:r>
+            <w:r>
+              <w:rPr>
+                <w:rFonts w:ascii="微软雅黑" w:hAnsi="微软雅黑" w:eastAsia="微软雅黑"/>
+                <w:sz w:val="20"/>
+              </w:rPr>
+              <w:t>今天起</w:t>
+            </w:r>
+            <w:r>
+              <w:rPr>
+                <w:rFonts w:ascii="微软雅黑" w:hAnsi="微软雅黑" w:eastAsia="微软雅黑"/>
+                <w:b/>
+                <w:sz w:val="20"/>
+              </w:rPr>
+              <w:t>往后</w:t>
+            </w:r>
+            <w:r>
+              <w:rPr>
+                <w:rFonts w:ascii="微软雅黑" w:hAnsi="微软雅黑" w:eastAsia="微软雅黑"/>
+                <w:sz w:val="20"/>
+              </w:rPr>
+              <w:t xml:space="preserve"> 7 天（含今天）</w:t>
+            </w:r>
+          </w:p>
+        </w:tc>
+      </w:tr>
+      <w:tr>
+        <w:tc>
+          <w:tcPr>
+            <w:tcW w:type="dxa" w:w="3249"/>
+          </w:tcPr>
+          <w:p>
+            <w:r>
+              <w:rPr>
+                <w:sz w:val="20"/>
+              </w:rPr>
+            </w:r>
+            <w:r>
+              <w:rPr>
+                <w:rFonts w:ascii="微软雅黑" w:hAnsi="微软雅黑" w:eastAsia="微软雅黑"/>
+                <w:sz w:val="20"/>
+              </w:rPr>
+              <w:t>实际到仓 / 实际拆柜 / 下单</w:t>
+            </w:r>
+          </w:p>
+        </w:tc>
+        <w:tc>
+          <w:tcPr>
+            <w:tcW w:type="dxa" w:w="3249"/>
+          </w:tcPr>
+          <w:p>
+            <w:r>
+              <w:rPr>
+                <w:sz w:val="20"/>
+              </w:rPr>
+            </w:r>
+            <w:r>
+              <w:rPr>
+                <w:rFonts w:ascii="微软雅黑" w:hAnsi="微软雅黑" w:eastAsia="微软雅黑"/>
+                <w:sz w:val="20"/>
+              </w:rPr>
+              <w:t>本周、上周、前 2 周、前 3 周</w:t>
+            </w:r>
+          </w:p>
+        </w:tc>
+        <w:tc>
+          <w:tcPr>
+            <w:tcW w:type="dxa" w:w="3249"/>
+          </w:tcPr>
+          <w:p>
+            <w:r>
+              <w:rPr>
+                <w:sz w:val="20"/>
+              </w:rPr>
+            </w:r>
+            <w:r>
+              <w:rPr>
+                <w:rFonts w:ascii="微软雅黑" w:hAnsi="微软雅黑" w:eastAsia="微软雅黑"/>
+                <w:sz w:val="20"/>
+              </w:rPr>
+              <w:t>今天起</w:t>
+            </w:r>
+            <w:r>
+              <w:rPr>
+                <w:rFonts w:ascii="微软雅黑" w:hAnsi="微软雅黑" w:eastAsia="微软雅黑"/>
+                <w:b/>
+                <w:sz w:val="20"/>
+              </w:rPr>
+              <w:t>往前</w:t>
+            </w:r>
+            <w:r>
+              <w:rPr>
+                <w:rFonts w:ascii="微软雅黑" w:hAnsi="微软雅黑" w:eastAsia="微软雅黑"/>
+                <w:sz w:val="20"/>
+              </w:rPr>
+              <w:t xml:space="preserve"> 7 天（含今天；第 2 列为昨天）</w:t>
+            </w:r>
+          </w:p>
+        </w:tc>
+      </w:tr>
+    </w:tbl>
+    <w:p>
+      <w:r>
+        <w:rPr>
+          <w:rFonts w:ascii="微软雅黑" w:hAnsi="微软雅黑" w:eastAsia="微软雅黑"/>
+        </w:rPr>
+        <w:t>周边界：周一～周日。无自定义日期。</w:t>
+      </w:r>
+    </w:p>
+    <w:p>
+      <w:pPr>
+        <w:pStyle w:val="Heading2"/>
+      </w:pPr>
+      <w:r>
+        <w:t>5.4 最右「对比」差在哪</w:t>
+      </w:r>
+    </w:p>
+    <w:p>
+      <w:r>
+        <w:rPr>
+          <w:rFonts w:ascii="微软雅黑" w:hAnsi="微软雅黑" w:eastAsia="微软雅黑"/>
+        </w:rPr>
+        <w:t>两种比法，不要混。</w:t>
+      </w:r>
+    </w:p>
+    <w:p>
+      <w:r>
+        <w:rPr>
+          <w:rFonts w:ascii="微软雅黑" w:hAnsi="微软雅黑" w:eastAsia="微软雅黑"/>
+          <w:b/>
+        </w:rPr>
+        <w:t>预计到港 —— 后面几期的平均，比现在</w:t>
+      </w:r>
+    </w:p>
+    <w:tbl>
+      <w:tblPr>
+        <w:tblStyle w:val="TableGrid"/>
+        <w:tblW w:type="auto" w:w="0"/>
+        <w:tblLook w:firstColumn="1" w:firstRow="1" w:lastColumn="0" w:lastRow="0" w:noHBand="0" w:noVBand="1" w:val="04A0"/>
+      </w:tblPr>
+      <w:tblGrid>
+        <w:gridCol w:w="3249"/>
+        <w:gridCol w:w="3249"/>
+        <w:gridCol w:w="3249"/>
+      </w:tblGrid>
+      <w:tr>
+        <w:tc>
+          <w:tcPr>
+            <w:tcW w:type="dxa" w:w="3249"/>
+            <w:shd w:fill="F1F5F9" w:val="clear"/>
+          </w:tcPr>
+          <w:p>
+            <w:r>
+              <w:rPr>
+                <w:b/>
+                <w:sz w:val="20"/>
+              </w:rPr>
+            </w:r>
+            <w:r>
+              <w:rPr>
+                <w:rFonts w:ascii="微软雅黑" w:hAnsi="微软雅黑" w:eastAsia="微软雅黑"/>
+                <w:b/>
+                <w:sz w:val="20"/>
+              </w:rPr>
+              <w:t>范围</w:t>
+            </w:r>
+          </w:p>
+        </w:tc>
+        <w:tc>
+          <w:tcPr>
+            <w:tcW w:type="dxa" w:w="3249"/>
+            <w:shd w:fill="F1F5F9" w:val="clear"/>
+          </w:tcPr>
+          <w:p>
+            <w:r>
+              <w:rPr>
+                <w:b/>
+                <w:sz w:val="20"/>
+              </w:rPr>
+            </w:r>
+            <w:r>
+              <w:rPr>
+                <w:rFonts w:ascii="微软雅黑" w:hAnsi="微软雅黑" w:eastAsia="微软雅黑"/>
+                <w:b/>
+                <w:sz w:val="20"/>
+              </w:rPr>
+              <w:t>列名</w:t>
+            </w:r>
+          </w:p>
+        </w:tc>
+        <w:tc>
+          <w:tcPr>
+            <w:tcW w:type="dxa" w:w="3249"/>
+            <w:shd w:fill="F1F5F9" w:val="clear"/>
+          </w:tcPr>
+          <w:p>
+            <w:r>
+              <w:rPr>
+                <w:b/>
+                <w:sz w:val="20"/>
+              </w:rPr>
+            </w:r>
+            <w:r>
+              <w:rPr>
+                <w:rFonts w:ascii="微软雅黑" w:hAnsi="微软雅黑" w:eastAsia="微软雅黑"/>
+                <w:b/>
+                <w:sz w:val="20"/>
+              </w:rPr>
+              <w:t>怎么算</w:t>
+            </w:r>
+          </w:p>
+        </w:tc>
+      </w:tr>
+      <w:tr>
+        <w:tc>
+          <w:tcPr>
+            <w:tcW w:type="dxa" w:w="3249"/>
+          </w:tcPr>
+          <w:p>
+            <w:r>
+              <w:rPr>
+                <w:sz w:val="20"/>
+              </w:rPr>
+            </w:r>
+            <w:r>
+              <w:rPr>
+                <w:rFonts w:ascii="微软雅黑" w:hAnsi="微软雅黑" w:eastAsia="微软雅黑"/>
+                <w:sz w:val="20"/>
+              </w:rPr>
+              <w:t>近 1 月</w:t>
+            </w:r>
+          </w:p>
+        </w:tc>
+        <w:tc>
+          <w:tcPr>
+            <w:tcW w:type="dxa" w:w="3249"/>
+          </w:tcPr>
+          <w:p>
+            <w:r>
+              <w:rPr>
+                <w:sz w:val="20"/>
+              </w:rPr>
+            </w:r>
+            <w:r>
+              <w:rPr>
+                <w:rFonts w:ascii="微软雅黑" w:hAnsi="微软雅黑" w:eastAsia="微软雅黑"/>
+                <w:sz w:val="20"/>
+              </w:rPr>
+              <w:t>相对本周</w:t>
+            </w:r>
+          </w:p>
+        </w:tc>
+        <w:tc>
+          <w:tcPr>
+            <w:tcW w:type="dxa" w:w="3249"/>
+          </w:tcPr>
+          <w:p>
+            <w:r>
+              <w:rPr>
+                <w:sz w:val="20"/>
+              </w:rPr>
+            </w:r>
+            <w:r>
+              <w:rPr>
+                <w:rFonts w:ascii="微软雅黑" w:hAnsi="微软雅黑" w:eastAsia="微软雅黑"/>
+                <w:sz w:val="20"/>
+              </w:rPr>
+              <w:t>后 3 周的平均值，和本周比</w:t>
+            </w:r>
+          </w:p>
+        </w:tc>
+      </w:tr>
+      <w:tr>
+        <w:tc>
+          <w:tcPr>
+            <w:tcW w:type="dxa" w:w="3249"/>
+          </w:tcPr>
+          <w:p>
+            <w:r>
+              <w:rPr>
+                <w:sz w:val="20"/>
+              </w:rPr>
+            </w:r>
+            <w:r>
+              <w:rPr>
+                <w:rFonts w:ascii="微软雅黑" w:hAnsi="微软雅黑" w:eastAsia="微软雅黑"/>
+                <w:sz w:val="20"/>
+              </w:rPr>
+              <w:t>近 1 周</w:t>
+            </w:r>
+          </w:p>
+        </w:tc>
+        <w:tc>
+          <w:tcPr>
+            <w:tcW w:type="dxa" w:w="3249"/>
+          </w:tcPr>
+          <w:p>
+            <w:r>
+              <w:rPr>
+                <w:sz w:val="20"/>
+              </w:rPr>
+            </w:r>
+            <w:r>
+              <w:rPr>
+                <w:rFonts w:ascii="微软雅黑" w:hAnsi="微软雅黑" w:eastAsia="微软雅黑"/>
+                <w:sz w:val="20"/>
+              </w:rPr>
+              <w:t>相对今天</w:t>
+            </w:r>
+          </w:p>
+        </w:tc>
+        <w:tc>
+          <w:tcPr>
+            <w:tcW w:type="dxa" w:w="3249"/>
+          </w:tcPr>
+          <w:p>
+            <w:r>
+              <w:rPr>
+                <w:sz w:val="20"/>
+              </w:rPr>
+            </w:r>
+            <w:r>
+              <w:rPr>
+                <w:rFonts w:ascii="微软雅黑" w:hAnsi="微软雅黑" w:eastAsia="微软雅黑"/>
+                <w:sz w:val="20"/>
+              </w:rPr>
+              <w:t>其余 6 天的平均值，和今天比</w:t>
+            </w:r>
+          </w:p>
+        </w:tc>
+      </w:tr>
+    </w:tbl>
+    <w:p>
+      <w:r>
+        <w:rPr>
+          <w:rFonts w:ascii="微软雅黑" w:hAnsi="微软雅黑" w:eastAsia="微软雅黑"/>
+          <w:b/>
+        </w:rPr>
+        <w:t>实际到仓 / 实际拆柜 / 下单 —— 只和紧挨着的上一期比</w:t>
+      </w:r>
+    </w:p>
+    <w:tbl>
+      <w:tblPr>
+        <w:tblStyle w:val="TableGrid"/>
+        <w:tblW w:type="auto" w:w="0"/>
+        <w:tblLook w:firstColumn="1" w:firstRow="1" w:lastColumn="0" w:lastRow="0" w:noHBand="0" w:noVBand="1" w:val="04A0"/>
+      </w:tblPr>
+      <w:tblGrid>
+        <w:gridCol w:w="3249"/>
+        <w:gridCol w:w="3249"/>
+        <w:gridCol w:w="3249"/>
+      </w:tblGrid>
+      <w:tr>
+        <w:tc>
+          <w:tcPr>
+            <w:tcW w:type="dxa" w:w="3249"/>
+            <w:shd w:fill="F1F5F9" w:val="clear"/>
+          </w:tcPr>
+          <w:p>
+            <w:r>
+              <w:rPr>
+                <w:b/>
+                <w:sz w:val="20"/>
+              </w:rPr>
+            </w:r>
+            <w:r>
+              <w:rPr>
+                <w:rFonts w:ascii="微软雅黑" w:hAnsi="微软雅黑" w:eastAsia="微软雅黑"/>
+                <w:b/>
+                <w:sz w:val="20"/>
+              </w:rPr>
+              <w:t>范围</w:t>
+            </w:r>
+          </w:p>
+        </w:tc>
+        <w:tc>
+          <w:tcPr>
+            <w:tcW w:type="dxa" w:w="3249"/>
+            <w:shd w:fill="F1F5F9" w:val="clear"/>
+          </w:tcPr>
+          <w:p>
+            <w:r>
+              <w:rPr>
+                <w:b/>
+                <w:sz w:val="20"/>
+              </w:rPr>
+            </w:r>
+            <w:r>
+              <w:rPr>
+                <w:rFonts w:ascii="微软雅黑" w:hAnsi="微软雅黑" w:eastAsia="微软雅黑"/>
+                <w:b/>
+                <w:sz w:val="20"/>
+              </w:rPr>
+              <w:t>列名</w:t>
+            </w:r>
+          </w:p>
+        </w:tc>
+        <w:tc>
+          <w:tcPr>
+            <w:tcW w:type="dxa" w:w="3249"/>
+            <w:shd w:fill="F1F5F9" w:val="clear"/>
+          </w:tcPr>
+          <w:p>
+            <w:r>
+              <w:rPr>
+                <w:b/>
+                <w:sz w:val="20"/>
+              </w:rPr>
+            </w:r>
+            <w:r>
+              <w:rPr>
+                <w:rFonts w:ascii="微软雅黑" w:hAnsi="微软雅黑" w:eastAsia="微软雅黑"/>
+                <w:b/>
+                <w:sz w:val="20"/>
+              </w:rPr>
+              <w:t>怎么算</w:t>
+            </w:r>
+          </w:p>
+        </w:tc>
+      </w:tr>
+      <w:tr>
+        <w:tc>
+          <w:tcPr>
+            <w:tcW w:type="dxa" w:w="3249"/>
+          </w:tcPr>
+          <w:p>
+            <w:r>
+              <w:rPr>
+                <w:sz w:val="20"/>
+              </w:rPr>
+            </w:r>
+            <w:r>
+              <w:rPr>
+                <w:rFonts w:ascii="微软雅黑" w:hAnsi="微软雅黑" w:eastAsia="微软雅黑"/>
+                <w:sz w:val="20"/>
+              </w:rPr>
+              <w:t>近 1 月</w:t>
+            </w:r>
+          </w:p>
+        </w:tc>
+        <w:tc>
+          <w:tcPr>
+            <w:tcW w:type="dxa" w:w="3249"/>
           </w:tcPr>
           <w:p>
             <w:r>
@@ -2196,7 +1837,7 @@
         </w:tc>
         <w:tc>
           <w:tcPr>
-            <w:tcW w:type="dxa" w:w="4873"/>
+            <w:tcW w:type="dxa" w:w="3249"/>
           </w:tcPr>
           <w:p>
             <w:r>
@@ -2209,7 +1850,7 @@
                 <w:rFonts w:ascii="微软雅黑" w:hAnsi="微软雅黑" w:eastAsia="微软雅黑"/>
                 <w:sz w:val="20"/>
               </w:rPr>
-              <w:t>仅实际类。小柱图同上。百分比：近月 = (本周−上周)÷上周；近周 = (今天−昨天)÷昨天</w:t>
+              <w:t>本周 比 上周</w:t>
             </w:r>
           </w:p>
         </w:tc>
@@ -2217,7 +1858,7 @@
       <w:tr>
         <w:tc>
           <w:tcPr>
-            <w:tcW w:type="dxa" w:w="4873"/>
+            <w:tcW w:type="dxa" w:w="3249"/>
           </w:tcPr>
           <w:p>
             <w:r>
@@ -2230,13 +1871,13 @@
                 <w:rFonts w:ascii="微软雅黑" w:hAnsi="微软雅黑" w:eastAsia="微软雅黑"/>
                 <w:sz w:val="20"/>
               </w:rPr>
-              <w:t>合计行</w:t>
+              <w:t>近 1 周</w:t>
             </w:r>
           </w:p>
         </w:tc>
         <w:tc>
           <w:tcPr>
-            <w:tcW w:type="dxa" w:w="4873"/>
+            <w:tcW w:type="dxa" w:w="3249"/>
           </w:tcPr>
           <w:p>
             <w:r>
@@ -2249,15 +1890,26 @@
                 <w:rFonts w:ascii="微软雅黑" w:hAnsi="微软雅黑" w:eastAsia="微软雅黑"/>
                 <w:sz w:val="20"/>
               </w:rPr>
-              <w:t>汇总各周期、合计、占比（100%）；</w:t>
+              <w:t>环比</w:t>
+            </w:r>
+          </w:p>
+        </w:tc>
+        <w:tc>
+          <w:tcPr>
+            <w:tcW w:type="dxa" w:w="3249"/>
+          </w:tcPr>
+          <w:p>
+            <w:r>
+              <w:rPr>
+                <w:sz w:val="20"/>
+              </w:rPr>
             </w:r>
             <w:r>
               <w:rPr>
                 <w:rFonts w:ascii="微软雅黑" w:hAnsi="微软雅黑" w:eastAsia="微软雅黑"/>
-                <w:b/>
                 <w:sz w:val="20"/>
               </w:rPr>
-              <w:t>走势对比列留空</w:t>
+              <w:t>今天 比 昨天</w:t>
             </w:r>
           </w:p>
         </w:tc>
@@ -2268,7 +1920,28 @@
         <w:rPr>
           <w:rFonts w:ascii="微软雅黑" w:hAnsi="微软雅黑" w:eastAsia="微软雅黑"/>
         </w:rPr>
-        <w:t>涨跌：上涨红、下跌绿；变化不足 0.5% 为持平；基准为 0 且当期有量显示「新增」。</w:t>
+        <w:t xml:space="preserve">小柱图：本行各周期各一根柱，根数 = 周期列数；最左周期（本周 / 今天）用深蓝。表头 </w:t>
+      </w:r>
+      <w:r>
+        <w:rPr>
+          <w:rFonts w:ascii="Consolas" w:hAnsi="Consolas" w:eastAsia="微软雅黑"/>
+          <w:sz w:val="20"/>
+        </w:rPr>
+        <w:t>i</w:t>
+      </w:r>
+      <w:r>
+        <w:rPr>
+          <w:rFonts w:ascii="微软雅黑" w:hAnsi="微软雅黑" w:eastAsia="微软雅黑"/>
+        </w:rPr>
+        <w:t xml:space="preserve"> tip 用上表原话说明小柱与百分比即可。涨跌样式见第 6 节。</w:t>
+      </w:r>
+    </w:p>
+    <w:p>
+      <w:pPr>
+        <w:pStyle w:val="Heading1"/>
+      </w:pPr>
+      <w:r>
+        <w:t>6. 涨跌文案（今日概览与走势表共用）</w:t>
       </w:r>
     </w:p>
     <w:p>
@@ -2276,15 +1949,76 @@
         <w:rPr>
           <w:rFonts w:ascii="微软雅黑" w:hAnsi="微软雅黑" w:eastAsia="微软雅黑"/>
         </w:rPr>
-        <w:t>走势对比列表头左侧有说明 icon，悬停展示规则。</w:t>
+        <w:t>颜色固定：</w:t>
+      </w:r>
+      <w:r>
+        <w:rPr>
+          <w:rFonts w:ascii="微软雅黑" w:hAnsi="微软雅黑" w:eastAsia="微软雅黑"/>
+          <w:b/>
+        </w:rPr>
+        <w:t>上涨红、下跌绿</w:t>
+      </w:r>
+      <w:r>
+        <w:rPr>
+          <w:rFonts w:ascii="微软雅黑" w:hAnsi="微软雅黑" w:eastAsia="微软雅黑"/>
+        </w:rPr>
+        <w:t>；比不了或持平时用灰。</w:t>
       </w:r>
     </w:p>
     <w:p>
       <w:pPr>
-        <w:pStyle w:val="Heading2"/>
+        <w:pStyle w:val="ListBullet"/>
       </w:pPr>
       <w:r>
-        <w:t>4.6 柜数口径</w:t>
+        <w:rPr>
+          <w:rFonts w:ascii="微软雅黑" w:hAnsi="微软雅黑" w:eastAsia="微软雅黑"/>
+          <w:b/>
+        </w:rPr>
+        <w:t>基准为 0</w:t>
+      </w:r>
+      <w:r>
+        <w:rPr>
+          <w:rFonts w:ascii="微软雅黑" w:hAnsi="微软雅黑" w:eastAsia="微软雅黑"/>
+        </w:rPr>
+        <w:t xml:space="preserve">（含两边都没量）→ </w:t>
+      </w:r>
+      <w:r>
+        <w:rPr>
+          <w:rFonts w:ascii="Consolas" w:hAnsi="Consolas" w:eastAsia="微软雅黑"/>
+          <w:sz w:val="20"/>
+        </w:rPr>
+        <w:t>—</w:t>
+      </w:r>
+      <w:r>
+        <w:rPr>
+          <w:rFonts w:ascii="微软雅黑" w:hAnsi="微软雅黑" w:eastAsia="微软雅黑"/>
+        </w:rPr>
+        <w:t>（无法算涨跌幅；当期有量看主数字即可）</w:t>
+      </w:r>
+    </w:p>
+    <w:p>
+      <w:pPr>
+        <w:pStyle w:val="ListBullet"/>
+      </w:pPr>
+      <w:r>
+        <w:rPr>
+          <w:rFonts w:ascii="微软雅黑" w:hAnsi="微软雅黑" w:eastAsia="微软雅黑"/>
+          <w:b/>
+        </w:rPr>
+        <w:t>|涨跌幅| &lt; 0.5%</w:t>
+      </w:r>
+      <w:r>
+        <w:rPr>
+          <w:rFonts w:ascii="微软雅黑" w:hAnsi="微软雅黑" w:eastAsia="微软雅黑"/>
+        </w:rPr>
+        <w:t xml:space="preserve"> → </w:t>
+      </w:r>
+      <w:r>
+        <w:rPr>
+          <w:rFonts w:ascii="Consolas" w:hAnsi="Consolas" w:eastAsia="微软雅黑"/>
+          <w:sz w:val="20"/>
+        </w:rPr>
+        <w:t>持平</w:t>
       </w:r>
     </w:p>
     <w:p>
@@ -2295,7 +2029,20 @@
         <w:rPr>
           <w:rFonts w:ascii="微软雅黑" w:hAnsi="微软雅黑" w:eastAsia="微软雅黑"/>
         </w:rPr>
-        <w:t>今日概览柜数、按船司/客户看柜数：按船司柜数加总，避免 Move Type 重复计柜。</w:t>
+        <w:t xml:space="preserve">涨跌幅 ≥ 0.5% → </w:t>
+      </w:r>
+      <w:r>
+        <w:rPr>
+          <w:rFonts w:ascii="Consolas" w:hAnsi="Consolas" w:eastAsia="微软雅黑"/>
+          <w:sz w:val="20"/>
+        </w:rPr>
+        <w:t>↑N%</w:t>
+      </w:r>
+      <w:r>
+        <w:rPr>
+          <w:rFonts w:ascii="微软雅黑" w:hAnsi="微软雅黑" w:eastAsia="微软雅黑"/>
+        </w:rPr>
+        <w:t>（红）</w:t>
       </w:r>
     </w:p>
     <w:p>
@@ -2306,15 +2053,49 @@
         <w:rPr>
           <w:rFonts w:ascii="微软雅黑" w:hAnsi="微软雅黑" w:eastAsia="微软雅黑"/>
         </w:rPr>
-        <w:t>方数、重量(LB) 可按各维度直接汇总。</w:t>
+        <w:t xml:space="preserve">涨跌幅 ≤ −0.5% → </w:t>
+      </w:r>
+      <w:r>
+        <w:rPr>
+          <w:rFonts w:ascii="Consolas" w:hAnsi="Consolas" w:eastAsia="微软雅黑"/>
+          <w:sz w:val="20"/>
+        </w:rPr>
+        <w:t>↓N%</w:t>
+      </w:r>
+      <w:r>
+        <w:rPr>
+          <w:rFonts w:ascii="微软雅黑" w:hAnsi="微软雅黑" w:eastAsia="微软雅黑"/>
+        </w:rPr>
+        <w:t>（绿）</w:t>
+      </w:r>
+    </w:p>
+    <w:p>
+      <w:r>
+        <w:rPr>
+          <w:rFonts w:ascii="微软雅黑" w:hAnsi="微软雅黑" w:eastAsia="微软雅黑"/>
+        </w:rPr>
+        <w:t>涨跌幅 =（当期 − 基准）÷ 基准 × 100%；</w:t>
+      </w:r>
+      <w:r>
+        <w:rPr>
+          <w:rFonts w:ascii="Consolas" w:hAnsi="Consolas" w:eastAsia="微软雅黑"/>
+          <w:sz w:val="20"/>
+        </w:rPr>
+        <w:t>N</w:t>
+      </w:r>
+      <w:r>
+        <w:rPr>
+          <w:rFonts w:ascii="微软雅黑" w:hAnsi="微软雅黑" w:eastAsia="微软雅黑"/>
+        </w:rPr>
+        <w:t xml:space="preserve"> 为绝对值四舍五入后的整数。</w:t>
       </w:r>
     </w:p>
     <w:p>
       <w:pPr>
-        <w:pStyle w:val="Heading2"/>
+        <w:pStyle w:val="Heading1"/>
       </w:pPr>
       <w:r>
-        <w:t>4.7 展示约束</w:t>
+        <w:t>7. 验收要点</w:t>
       </w:r>
     </w:p>
     <w:p>
@@ -2325,7 +2106,7 @@
         <w:rPr>
           <w:rFonts w:ascii="微软雅黑" w:hAnsi="微软雅黑" w:eastAsia="微软雅黑"/>
         </w:rPr>
-        <w:t>表体固定约 5 行可视高度；不足留白，超过内部滚动；表头吸顶、合计吸底。</w:t>
+        <w:t>数据范围：提拆派海运，排除已取消。</w:t>
       </w:r>
     </w:p>
     <w:p>
@@ -2336,23 +2117,7 @@
         <w:rPr>
           <w:rFonts w:ascii="微软雅黑" w:hAnsi="微软雅黑" w:eastAsia="微软雅黑"/>
         </w:rPr>
-        <w:t>每张走势卡：标题行右侧为维度切换 + 指标切换（同一行）。</w:t>
-      </w:r>
-    </w:p>
-    <w:p>
-      <w:pPr>
-        <w:pStyle w:val="Heading1"/>
-      </w:pPr>
-      <w:r>
-        <w:t>5. 界面要点</w:t>
-      </w:r>
-    </w:p>
-    <w:p>
-      <w:r>
-        <w:rPr>
-          <w:rFonts w:ascii="微软雅黑" w:hAnsi="微软雅黑" w:eastAsia="微软雅黑"/>
-        </w:rPr>
-        <w:t>以现有原型「首页」为准：</w:t>
+        <w:t>今日 KPI：预计到港较本周日均；其余较昨日；柜数按船司汇总。</w:t>
       </w:r>
     </w:p>
     <w:p>
@@ -2363,7 +2128,7 @@
         <w:rPr>
           <w:rFonts w:ascii="微软雅黑" w:hAnsi="微软雅黑" w:eastAsia="微软雅黑"/>
         </w:rPr>
-        <w:t>侧栏「首页」；登录默认进入本页。</w:t>
+        <w:t>周期列：预计到港往后、实际类往前；近月 4 列、近周 7 列，不错用。</w:t>
       </w:r>
     </w:p>
     <w:p>
@@ -2374,7 +2139,7 @@
         <w:rPr>
           <w:rFonts w:ascii="微软雅黑" w:hAnsi="微软雅黑" w:eastAsia="微软雅黑"/>
         </w:rPr>
-        <w:t>近期走势仅「近 1 月」「近 1 周」，近 1 月在前且默认选中。</w:t>
+        <w:t>对比：预计到港用后几期平均比现在；实际类只和上一期比。</w:t>
       </w:r>
     </w:p>
     <w:p>
@@ -2385,7 +2150,7 @@
         <w:rPr>
           <w:rFonts w:ascii="微软雅黑" w:hAnsi="微软雅黑" w:eastAsia="微软雅黑"/>
         </w:rPr>
-        <w:t>指标文案：柜数、方数、重量(LB)。</w:t>
+        <w:t>Move Type：柜数置灰；从柜数切入自动切方数。</w:t>
       </w:r>
     </w:p>
     <w:p>
@@ -2396,15 +2161,7 @@
         <w:rPr>
           <w:rFonts w:ascii="微软雅黑" w:hAnsi="微软雅黑" w:eastAsia="微软雅黑"/>
         </w:rPr>
-        <w:t>数字只统计、不跳转明细。</w:t>
-      </w:r>
-    </w:p>
-    <w:p>
-      <w:pPr>
-        <w:pStyle w:val="Heading1"/>
-      </w:pPr>
-      <w:r>
-        <w:t>6. 验收要点</w:t>
+        <w:t>首列随维度；Top19+其他；三种维度均有占比且合计 100%；合计行走势列空。</w:t>
       </w:r>
     </w:p>
     <w:p>
@@ -2415,7 +2172,7 @@
         <w:rPr>
           <w:rFonts w:ascii="微软雅黑" w:hAnsi="微软雅黑" w:eastAsia="微软雅黑"/>
         </w:rPr>
-        <w:t>近 1 月 / 近 1 周列集合与 4.3 一致；预计到港与实际类时间方向不错用。</w:t>
+        <w:t>表约 5 行高；数字不跳转；刷新不丢筛选状态。</w:t>
       </w:r>
     </w:p>
     <w:p>
@@ -2426,86 +2183,7 @@
         <w:rPr>
           <w:rFonts w:ascii="微软雅黑" w:hAnsi="微软雅黑" w:eastAsia="微软雅黑"/>
         </w:rPr>
-        <w:t>今日概览：预计到港较本周日均；其余三卡较昨日。</w:t>
-      </w:r>
-    </w:p>
-    <w:p>
-      <w:pPr>
-        <w:pStyle w:val="ListBullet"/>
-      </w:pPr>
-      <w:r>
-        <w:rPr>
-          <w:rFonts w:ascii="微软雅黑" w:hAnsi="微软雅黑" w:eastAsia="微软雅黑"/>
-        </w:rPr>
-        <w:t>Move Type 下柜数置灰不可点；从柜数切入时自动切到方数且布局不跳动。</w:t>
-      </w:r>
-    </w:p>
-    <w:p>
-      <w:pPr>
-        <w:pStyle w:val="ListBullet"/>
-      </w:pPr>
-      <w:r>
-        <w:rPr>
-          <w:rFonts w:ascii="微软雅黑" w:hAnsi="微软雅黑" w:eastAsia="微软雅黑"/>
-        </w:rPr>
-        <w:t>首列表头随维度切换为船司/客户/Move Type；各维度最多 20 行（含其他）；占比合计 100%。</w:t>
-      </w:r>
-    </w:p>
-    <w:p>
-      <w:pPr>
-        <w:pStyle w:val="ListBullet"/>
-      </w:pPr>
-      <w:r>
-        <w:rPr>
-          <w:rFonts w:ascii="微软雅黑" w:hAnsi="微软雅黑" w:eastAsia="微软雅黑"/>
-        </w:rPr>
-        <w:t>预计到港为相对本周/今天；实际类为环比；合计行无走势图。</w:t>
-      </w:r>
-    </w:p>
-    <w:p>
-      <w:pPr>
-        <w:pStyle w:val="ListBullet"/>
-      </w:pPr>
-      <w:r>
-        <w:rPr>
-          <w:rFonts w:ascii="微软雅黑" w:hAnsi="微软雅黑" w:eastAsia="微软雅黑"/>
-        </w:rPr>
-        <w:t>表体 5 行高内滚动，合计可见；点击数值不跳转。</w:t>
-      </w:r>
-    </w:p>
-    <w:p>
-      <w:pPr>
-        <w:pStyle w:val="ListBullet"/>
-      </w:pPr>
-      <w:r>
-        <w:rPr>
-          <w:rFonts w:ascii="微软雅黑" w:hAnsi="微软雅黑" w:eastAsia="微软雅黑"/>
-        </w:rPr>
-        <w:t>侧栏与登录落地为首页。</w:t>
-      </w:r>
-    </w:p>
-    <w:p>
-      <w:pPr>
-        <w:pStyle w:val="Heading1"/>
-      </w:pPr>
-      <w:r>
-        <w:t>7. 数据统计与埋点</w:t>
-      </w:r>
-    </w:p>
-    <w:p>
-      <w:pPr>
-        <w:pStyle w:val="Heading2"/>
-      </w:pPr>
-      <w:r>
-        <w:t>7.1 业务数据监控</w:t>
-      </w:r>
-    </w:p>
-    <w:p>
-      <w:pPr>
-        <w:pStyle w:val="Heading2"/>
-      </w:pPr>
-      <w:r>
-        <w:t>7.2 埋点需求清单</w:t>
+        <w:t>方数 3 位小数；重量(LB) 2 位小数；柜数整数。</w:t>
       </w:r>
     </w:p>
     <w:sectPr>
